--- a/eng/docx/005.content.docx
+++ b/eng/docx/005.content.docx
@@ -19,7 +19,7 @@
         <w:rPr>
           <w:lang w:val="en_US" w:bidi="en_US"/>
         </w:rPr>
-        <w:t>Resource: Tyndale Open Study Notes</w:t>
+        <w:t>Resource: Aquifer Open Study Notes (Profiles)</w:t>
       </w:r>
       <w:r>
         <w:rPr>
@@ -112,7 +112,7 @@
         <w:rPr>
           <w:lang w:val="en_US" w:bidi="en_US"/>
         </w:rPr>
-        <w:t>Tyndale Open Study Notes</w:t>
+        <w:t>Aquifer Open Study Notes (Profiles)</w:t>
       </w:r>
     </w:p>
     <w:p>

--- a/eng/docx/005.content.docx
+++ b/eng/docx/005.content.docx
@@ -233,54 +233,36 @@
         </w:rPr>
         <w:t>Egypt was a great and ancient civilization when Joseph rose to power and Jacob’s family traveled there for food (</w:t>
       </w:r>
-      <w:hyperlink r:id="rId13">
-        <w:r>
-          <w:rPr>
-            <w:lang w:val="en_US" w:bidi="en_US"/>
-          </w:rPr>
-          <w:rPr>
-            <w:color w:val="0000EE"/>
-            <w:u w:val="single"/>
-          </w:rPr>
-          <w:t>Genesis 39–41</w:t>
-        </w:r>
-      </w:hyperlink>
+      <w:r>
+        <w:rPr>
+          <w:lang w:val="en_US" w:bidi="en_US"/>
+        </w:rPr>
+        <w:t>Genesis 39–41</w:t>
+      </w:r>
       <w:r>
         <w:rPr>
           <w:lang w:val="en_US" w:bidi="en_US"/>
         </w:rPr>
         <w:t xml:space="preserve">; </w:t>
       </w:r>
-      <w:hyperlink r:id="rId14">
-        <w:r>
-          <w:rPr>
-            <w:lang w:val="en_US" w:bidi="en_US"/>
-          </w:rPr>
-          <w:rPr>
-            <w:color w:val="0000EE"/>
-            <w:u w:val="single"/>
-          </w:rPr>
-          <w:t>42–46</w:t>
-        </w:r>
-      </w:hyperlink>
+      <w:r>
+        <w:rPr>
+          <w:lang w:val="en_US" w:bidi="en_US"/>
+        </w:rPr>
+        <w:t>42–46</w:t>
+      </w:r>
       <w:r>
         <w:rPr>
           <w:lang w:val="en_US" w:bidi="en_US"/>
         </w:rPr>
         <w:t xml:space="preserve">; compare </w:t>
       </w:r>
-      <w:hyperlink r:id="rId15">
-        <w:r>
-          <w:rPr>
-            <w:lang w:val="en_US" w:bidi="en_US"/>
-          </w:rPr>
-          <w:rPr>
-            <w:color w:val="0000EE"/>
-            <w:u w:val="single"/>
-          </w:rPr>
-          <w:t>12:10–20</w:t>
-        </w:r>
-      </w:hyperlink>
+      <w:r>
+        <w:rPr>
+          <w:lang w:val="en_US" w:bidi="en_US"/>
+        </w:rPr>
+        <w:t>12:10–20</w:t>
+      </w:r>
       <w:r>
         <w:rPr>
           <w:lang w:val="en_US" w:bidi="en_US"/>
@@ -315,90 +297,60 @@
         </w:rPr>
         <w:t>Egypt played an important role in biblical events. Abraham lived there during a famine (</w:t>
       </w:r>
-      <w:hyperlink r:id="rId15">
-        <w:r>
-          <w:rPr>
-            <w:lang w:val="en_US" w:bidi="en_US"/>
-          </w:rPr>
-          <w:rPr>
-            <w:color w:val="0000EE"/>
-            <w:u w:val="single"/>
-          </w:rPr>
-          <w:t>Genesis 12:10–20</w:t>
-        </w:r>
-      </w:hyperlink>
+      <w:r>
+        <w:rPr>
+          <w:lang w:val="en_US" w:bidi="en_US"/>
+        </w:rPr>
+        <w:t>Genesis 12:10–20</w:t>
+      </w:r>
       <w:r>
         <w:rPr>
           <w:lang w:val="en_US" w:bidi="en_US"/>
         </w:rPr>
         <w:t>). Joseph was sold into slavery in Egypt and became a leader, similar to a prime minister (</w:t>
       </w:r>
-      <w:hyperlink r:id="rId16">
-        <w:r>
-          <w:rPr>
-            <w:lang w:val="en_US" w:bidi="en_US"/>
-          </w:rPr>
-          <w:rPr>
-            <w:color w:val="0000EE"/>
-            <w:u w:val="single"/>
-          </w:rPr>
-          <w:t>Genesis 37–41</w:t>
-        </w:r>
-      </w:hyperlink>
+      <w:r>
+        <w:rPr>
+          <w:lang w:val="en_US" w:bidi="en_US"/>
+        </w:rPr>
+        <w:t>Genesis 37–41</w:t>
+      </w:r>
       <w:r>
         <w:rPr>
           <w:lang w:val="en_US" w:bidi="en_US"/>
         </w:rPr>
         <w:t>). Joseph’s family later moved to the eastern delta region of Goshen during another famine (</w:t>
       </w:r>
-      <w:hyperlink r:id="rId17">
-        <w:r>
-          <w:rPr>
-            <w:lang w:val="en_US" w:bidi="en_US"/>
-          </w:rPr>
-          <w:rPr>
-            <w:color w:val="0000EE"/>
-            <w:u w:val="single"/>
-          </w:rPr>
-          <w:t>Genesis 42–50</w:t>
-        </w:r>
-      </w:hyperlink>
+      <w:r>
+        <w:rPr>
+          <w:lang w:val="en_US" w:bidi="en_US"/>
+        </w:rPr>
+        <w:t>Genesis 42–50</w:t>
+      </w:r>
       <w:r>
         <w:rPr>
           <w:lang w:val="en_US" w:bidi="en_US"/>
         </w:rPr>
         <w:t>). Their descendants were eventually enslaved (</w:t>
       </w:r>
-      <w:hyperlink r:id="rId18">
-        <w:r>
-          <w:rPr>
-            <w:lang w:val="en_US" w:bidi="en_US"/>
-          </w:rPr>
-          <w:rPr>
-            <w:color w:val="0000EE"/>
-            <w:u w:val="single"/>
-          </w:rPr>
-          <w:t>Exodus 1</w:t>
-        </w:r>
-      </w:hyperlink>
+      <w:r>
+        <w:rPr>
+          <w:lang w:val="en_US" w:bidi="en_US"/>
+        </w:rPr>
+        <w:t>Exodus 1</w:t>
+      </w:r>
       <w:r>
         <w:rPr>
           <w:lang w:val="en_US" w:bidi="en_US"/>
         </w:rPr>
         <w:t>). God's rescue of his people during the exodus from Egypt became a key story for the Jewish people (</w:t>
       </w:r>
-      <w:hyperlink r:id="rId19">
-        <w:r>
-          <w:rPr>
-            <w:lang w:val="en_US" w:bidi="en_US"/>
-          </w:rPr>
-          <w:rPr>
-            <w:color w:val="0000EE"/>
-            <w:u w:val="single"/>
-          </w:rPr>
-          <w:t>Exodus 2–15</w:t>
-        </w:r>
-      </w:hyperlink>
+      <w:r>
+        <w:rPr>
+          <w:lang w:val="en_US" w:bidi="en_US"/>
+        </w:rPr>
+        <w:t>Exodus 2–15</w:t>
+      </w:r>
       <w:r>
         <w:rPr>
           <w:lang w:val="en_US" w:bidi="en_US"/>
@@ -419,36 +371,24 @@
         </w:rPr>
         <w:t xml:space="preserve">Later, when Israel was ruled by kings, Egypt often joined the fight for international power (for example, </w:t>
       </w:r>
-      <w:hyperlink r:id="rId20">
-        <w:r>
-          <w:rPr>
-            <w:lang w:val="en_US" w:bidi="en_US"/>
-          </w:rPr>
-          <w:rPr>
-            <w:color w:val="0000EE"/>
-            <w:u w:val="single"/>
-          </w:rPr>
-          <w:t>1 Kings 14:25–28</w:t>
-        </w:r>
-      </w:hyperlink>
+      <w:r>
+        <w:rPr>
+          <w:lang w:val="en_US" w:bidi="en_US"/>
+        </w:rPr>
+        <w:t>1 Kings 14:25–28</w:t>
+      </w:r>
       <w:r>
         <w:rPr>
           <w:lang w:val="en_US" w:bidi="en_US"/>
         </w:rPr>
         <w:t>). After the Babylonians destroyed Jerusalem in 586 BC, some Jews moved to Egypt to escape Babylon’s control (</w:t>
       </w:r>
-      <w:hyperlink r:id="rId21">
-        <w:r>
-          <w:rPr>
-            <w:lang w:val="en_US" w:bidi="en_US"/>
-          </w:rPr>
-          <w:rPr>
-            <w:color w:val="0000EE"/>
-            <w:u w:val="single"/>
-          </w:rPr>
-          <w:t>Jeremiah 43:6–7</w:t>
-        </w:r>
-      </w:hyperlink>
+      <w:r>
+        <w:rPr>
+          <w:lang w:val="en_US" w:bidi="en_US"/>
+        </w:rPr>
+        <w:t>Jeremiah 43:6–7</w:t>
+      </w:r>
       <w:r>
         <w:rPr>
           <w:lang w:val="en_US" w:bidi="en_US"/>
@@ -469,18 +409,12 @@
         </w:rPr>
         <w:t>At the start of the New Testament, Egypt became a safe place for Joseph, Mary, and Jesus. They escaped there to avoid Herod the Great's attempts to kill Jesus (</w:t>
       </w:r>
-      <w:hyperlink r:id="rId22">
-        <w:r>
-          <w:rPr>
-            <w:lang w:val="en_US" w:bidi="en_US"/>
-          </w:rPr>
-          <w:rPr>
-            <w:color w:val="0000EE"/>
-            <w:u w:val="single"/>
-          </w:rPr>
-          <w:t>Matthew 2:13–23</w:t>
-        </w:r>
-      </w:hyperlink>
+      <w:r>
+        <w:rPr>
+          <w:lang w:val="en_US" w:bidi="en_US"/>
+        </w:rPr>
+        <w:t>Matthew 2:13–23</w:t>
+      </w:r>
       <w:r>
         <w:rPr>
           <w:lang w:val="en_US" w:bidi="en_US"/>
@@ -510,216 +444,144 @@
           <w:lang w:val="en_US" w:bidi="en_US"/>
         </w:rPr>
       </w:r>
-      <w:hyperlink r:id="rId15">
-        <w:r>
-          <w:rPr>
-            <w:lang w:val="en_US" w:bidi="en_US"/>
-          </w:rPr>
-          <w:rPr>
-            <w:color w:val="0000EE"/>
-            <w:u w:val="single"/>
-          </w:rPr>
-          <w:t>Genesis 12:10–20</w:t>
-        </w:r>
-      </w:hyperlink>
+      <w:r>
+        <w:rPr>
+          <w:lang w:val="en_US" w:bidi="en_US"/>
+        </w:rPr>
+        <w:t>Genesis 12:10–20</w:t>
+      </w:r>
       <w:r>
         <w:rPr>
           <w:lang w:val="en_US" w:bidi="en_US"/>
         </w:rPr>
         <w:t xml:space="preserve">; </w:t>
       </w:r>
-      <w:hyperlink r:id="rId23">
-        <w:r>
-          <w:rPr>
-            <w:lang w:val="en_US" w:bidi="en_US"/>
-          </w:rPr>
-          <w:rPr>
-            <w:color w:val="0000EE"/>
-            <w:u w:val="single"/>
-          </w:rPr>
-          <w:t>37:1–50:26</w:t>
-        </w:r>
-      </w:hyperlink>
+      <w:r>
+        <w:rPr>
+          <w:lang w:val="en_US" w:bidi="en_US"/>
+        </w:rPr>
+        <w:t>37:1–50:26</w:t>
+      </w:r>
       <w:r>
         <w:rPr>
           <w:lang w:val="en_US" w:bidi="en_US"/>
         </w:rPr>
         <w:t xml:space="preserve">; </w:t>
       </w:r>
-      <w:hyperlink r:id="rId24">
-        <w:r>
-          <w:rPr>
-            <w:lang w:val="en_US" w:bidi="en_US"/>
-          </w:rPr>
-          <w:rPr>
-            <w:color w:val="0000EE"/>
-            <w:u w:val="single"/>
-          </w:rPr>
-          <w:t>Exodus 1:1–15:21</w:t>
-        </w:r>
-      </w:hyperlink>
+      <w:r>
+        <w:rPr>
+          <w:lang w:val="en_US" w:bidi="en_US"/>
+        </w:rPr>
+        <w:t>Exodus 1:1–15:21</w:t>
+      </w:r>
       <w:r>
         <w:rPr>
           <w:lang w:val="en_US" w:bidi="en_US"/>
         </w:rPr>
         <w:t xml:space="preserve">; </w:t>
       </w:r>
-      <w:hyperlink r:id="rId20">
-        <w:r>
-          <w:rPr>
-            <w:lang w:val="en_US" w:bidi="en_US"/>
-          </w:rPr>
-          <w:rPr>
-            <w:color w:val="0000EE"/>
-            <w:u w:val="single"/>
-          </w:rPr>
-          <w:t>1 Kings 14:25–28</w:t>
-        </w:r>
-      </w:hyperlink>
+      <w:r>
+        <w:rPr>
+          <w:lang w:val="en_US" w:bidi="en_US"/>
+        </w:rPr>
+        <w:t>1 Kings 14:25–28</w:t>
+      </w:r>
       <w:r>
         <w:rPr>
           <w:lang w:val="en_US" w:bidi="en_US"/>
         </w:rPr>
         <w:t xml:space="preserve">; </w:t>
       </w:r>
-      <w:hyperlink r:id="rId25">
-        <w:r>
-          <w:rPr>
-            <w:lang w:val="en_US" w:bidi="en_US"/>
-          </w:rPr>
-          <w:rPr>
-            <w:color w:val="0000EE"/>
-            <w:u w:val="single"/>
-          </w:rPr>
-          <w:t>Isaiah 19:1–25</w:t>
-        </w:r>
-      </w:hyperlink>
+      <w:r>
+        <w:rPr>
+          <w:lang w:val="en_US" w:bidi="en_US"/>
+        </w:rPr>
+        <w:t>Isaiah 19:1–25</w:t>
+      </w:r>
       <w:r>
         <w:rPr>
           <w:lang w:val="en_US" w:bidi="en_US"/>
         </w:rPr>
         <w:t xml:space="preserve">; </w:t>
       </w:r>
-      <w:hyperlink r:id="rId26">
-        <w:r>
-          <w:rPr>
-            <w:lang w:val="en_US" w:bidi="en_US"/>
-          </w:rPr>
-          <w:rPr>
-            <w:color w:val="0000EE"/>
-            <w:u w:val="single"/>
-          </w:rPr>
-          <w:t>Jeremiah 43</w:t>
-        </w:r>
-      </w:hyperlink>
+      <w:r>
+        <w:rPr>
+          <w:lang w:val="en_US" w:bidi="en_US"/>
+        </w:rPr>
+        <w:t>Jeremiah 43</w:t>
+      </w:r>
       <w:r>
         <w:rPr>
           <w:lang w:val="en_US" w:bidi="en_US"/>
         </w:rPr>
         <w:t xml:space="preserve">; </w:t>
       </w:r>
-      <w:hyperlink r:id="rId27">
-        <w:r>
-          <w:rPr>
-            <w:lang w:val="en_US" w:bidi="en_US"/>
-          </w:rPr>
-          <w:rPr>
-            <w:color w:val="0000EE"/>
-            <w:u w:val="single"/>
-          </w:rPr>
-          <w:t>46:7–8</w:t>
-        </w:r>
-      </w:hyperlink>
+      <w:r>
+        <w:rPr>
+          <w:lang w:val="en_US" w:bidi="en_US"/>
+        </w:rPr>
+        <w:t>46:7–8</w:t>
+      </w:r>
       <w:r>
         <w:rPr>
           <w:lang w:val="en_US" w:bidi="en_US"/>
         </w:rPr>
         <w:t xml:space="preserve">; </w:t>
       </w:r>
-      <w:hyperlink r:id="rId28">
-        <w:r>
-          <w:rPr>
-            <w:lang w:val="en_US" w:bidi="en_US"/>
-          </w:rPr>
-          <w:rPr>
-            <w:color w:val="0000EE"/>
-            <w:u w:val="single"/>
-          </w:rPr>
-          <w:t>Ezekiel 29:1–21</w:t>
-        </w:r>
-      </w:hyperlink>
+      <w:r>
+        <w:rPr>
+          <w:lang w:val="en_US" w:bidi="en_US"/>
+        </w:rPr>
+        <w:t>Ezekiel 29:1–21</w:t>
+      </w:r>
       <w:r>
         <w:rPr>
           <w:lang w:val="en_US" w:bidi="en_US"/>
         </w:rPr>
         <w:t xml:space="preserve">; </w:t>
       </w:r>
-      <w:hyperlink r:id="rId29">
-        <w:r>
-          <w:rPr>
-            <w:lang w:val="en_US" w:bidi="en_US"/>
-          </w:rPr>
-          <w:rPr>
-            <w:color w:val="0000EE"/>
-            <w:u w:val="single"/>
-          </w:rPr>
-          <w:t>Amos 8:8</w:t>
-        </w:r>
-      </w:hyperlink>
+      <w:r>
+        <w:rPr>
+          <w:lang w:val="en_US" w:bidi="en_US"/>
+        </w:rPr>
+        <w:t>Amos 8:8</w:t>
+      </w:r>
       <w:r>
         <w:rPr>
           <w:lang w:val="en_US" w:bidi="en_US"/>
         </w:rPr>
         <w:t xml:space="preserve">; </w:t>
       </w:r>
-      <w:hyperlink r:id="rId30">
-        <w:r>
-          <w:rPr>
-            <w:lang w:val="en_US" w:bidi="en_US"/>
-          </w:rPr>
-          <w:rPr>
-            <w:color w:val="0000EE"/>
-            <w:u w:val="single"/>
-          </w:rPr>
-          <w:t>9:5</w:t>
-        </w:r>
-      </w:hyperlink>
+      <w:r>
+        <w:rPr>
+          <w:lang w:val="en_US" w:bidi="en_US"/>
+        </w:rPr>
+        <w:t>9:5</w:t>
+      </w:r>
       <w:r>
         <w:rPr>
           <w:lang w:val="en_US" w:bidi="en_US"/>
         </w:rPr>
         <w:t xml:space="preserve">; </w:t>
       </w:r>
-      <w:hyperlink r:id="rId31">
-        <w:r>
-          <w:rPr>
-            <w:lang w:val="en_US" w:bidi="en_US"/>
-          </w:rPr>
-          <w:rPr>
-            <w:color w:val="0000EE"/>
-            <w:u w:val="single"/>
-          </w:rPr>
-          <w:t>Zechariah 10:11</w:t>
-        </w:r>
-      </w:hyperlink>
+      <w:r>
+        <w:rPr>
+          <w:lang w:val="en_US" w:bidi="en_US"/>
+        </w:rPr>
+        <w:t>Zechariah 10:11</w:t>
+      </w:r>
       <w:r>
         <w:rPr>
           <w:lang w:val="en_US" w:bidi="en_US"/>
         </w:rPr>
         <w:t xml:space="preserve">; </w:t>
       </w:r>
-      <w:hyperlink r:id="rId22">
-        <w:r>
-          <w:rPr>
-            <w:lang w:val="en_US" w:bidi="en_US"/>
-          </w:rPr>
-          <w:rPr>
-            <w:color w:val="0000EE"/>
-            <w:u w:val="single"/>
-          </w:rPr>
-          <w:t>Matthew 2:13–23</w:t>
-        </w:r>
-      </w:hyperlink>
+      <w:r>
+        <w:rPr>
+          <w:lang w:val="en_US" w:bidi="en_US"/>
+        </w:rPr>
+        <w:t>Matthew 2:13–23</w:t>
+      </w:r>
       <w:r>
         <w:rPr>
           <w:lang w:val="en_US" w:bidi="en_US"/>
@@ -768,54 +630,36 @@
         </w:rPr>
         <w:t>Eleazar was the third son of Aaron, the first high priest (</w:t>
       </w:r>
-      <w:hyperlink r:id="rId32">
-        <w:r>
-          <w:rPr>
-            <w:lang w:val="en_US" w:bidi="en_US"/>
-          </w:rPr>
-          <w:rPr>
-            <w:color w:val="0000EE"/>
-            <w:u w:val="single"/>
-          </w:rPr>
-          <w:t>Exodus 6:23</w:t>
-        </w:r>
-      </w:hyperlink>
+      <w:r>
+        <w:rPr>
+          <w:lang w:val="en_US" w:bidi="en_US"/>
+        </w:rPr>
+        <w:t>Exodus 6:23</w:t>
+      </w:r>
       <w:r>
         <w:rPr>
           <w:lang w:val="en_US" w:bidi="en_US"/>
         </w:rPr>
         <w:t>). Eleazar's two older brothers, Nadab and Abihu, angered God by offering incense differently than God commanded (</w:t>
       </w:r>
-      <w:hyperlink r:id="rId33">
-        <w:r>
-          <w:rPr>
-            <w:lang w:val="en_US" w:bidi="en_US"/>
-          </w:rPr>
-          <w:rPr>
-            <w:color w:val="0000EE"/>
-            <w:u w:val="single"/>
-          </w:rPr>
-          <w:t>Leviticus 10:1–7</w:t>
-        </w:r>
-      </w:hyperlink>
+      <w:r>
+        <w:rPr>
+          <w:lang w:val="en_US" w:bidi="en_US"/>
+        </w:rPr>
+        <w:t>Leviticus 10:1–7</w:t>
+      </w:r>
       <w:r>
         <w:rPr>
           <w:lang w:val="en_US" w:bidi="en_US"/>
         </w:rPr>
         <w:t>). Because they disobeyed, God killed them. As the next oldest son, Eleazar was next in line to become high priest. He performed priestly duties during his father's life and assisted his father and Moses when some Levites rebelled, seeking equal status with Aaron's priestly family (</w:t>
       </w:r>
-      <w:hyperlink r:id="rId34">
-        <w:r>
-          <w:rPr>
-            <w:lang w:val="en_US" w:bidi="en_US"/>
-          </w:rPr>
-          <w:rPr>
-            <w:color w:val="0000EE"/>
-            <w:u w:val="single"/>
-          </w:rPr>
-          <w:t>Numbers 16:36–40</w:t>
-        </w:r>
-      </w:hyperlink>
+      <w:r>
+        <w:rPr>
+          <w:lang w:val="en_US" w:bidi="en_US"/>
+        </w:rPr>
+        <w:t>Numbers 16:36–40</w:t>
+      </w:r>
       <w:r>
         <w:rPr>
           <w:lang w:val="en_US" w:bidi="en_US"/>
@@ -836,36 +680,24 @@
         </w:rPr>
         <w:t>Aaron died in the wilderness shortly before the Israelites entered the Promised Land. He could not enter because he and Moses had disobeyed God by striking the rock at Meribah (</w:t>
       </w:r>
-      <w:hyperlink r:id="rId35">
-        <w:r>
-          <w:rPr>
-            <w:lang w:val="en_US" w:bidi="en_US"/>
-          </w:rPr>
-          <w:rPr>
-            <w:color w:val="0000EE"/>
-            <w:u w:val="single"/>
-          </w:rPr>
-          <w:t>Numbers 20:1–13</w:t>
-        </w:r>
-      </w:hyperlink>
+      <w:r>
+        <w:rPr>
+          <w:lang w:val="en_US" w:bidi="en_US"/>
+        </w:rPr>
+        <w:t>Numbers 20:1–13</w:t>
+      </w:r>
       <w:r>
         <w:rPr>
           <w:lang w:val="en_US" w:bidi="en_US"/>
         </w:rPr>
         <w:t>). Before Aaron died, he, Moses, and Eleazar went up on Mount Hor. There, Moses took the priestly garments from Aaron and gave them to his son (</w:t>
       </w:r>
-      <w:hyperlink r:id="rId36">
-        <w:r>
-          <w:rPr>
-            <w:lang w:val="en_US" w:bidi="en_US"/>
-          </w:rPr>
-          <w:rPr>
-            <w:color w:val="0000EE"/>
-            <w:u w:val="single"/>
-          </w:rPr>
-          <w:t>Numbers 20:22–29</w:t>
-        </w:r>
-      </w:hyperlink>
+      <w:r>
+        <w:rPr>
+          <w:lang w:val="en_US" w:bidi="en_US"/>
+        </w:rPr>
+        <w:t>Numbers 20:22–29</w:t>
+      </w:r>
       <w:r>
         <w:rPr>
           <w:lang w:val="en_US" w:bidi="en_US"/>
@@ -886,36 +718,24 @@
         </w:rPr>
         <w:t>After this, Eleazar served as high priest for the rest of his life, including during the time when the Israelites took control of the land of Canaan. When it was time to divide the land among the tribes, Eleazar and Joshua used sacred lots to decide where each tribe would settle (</w:t>
       </w:r>
-      <w:hyperlink r:id="rId37">
-        <w:r>
-          <w:rPr>
-            <w:lang w:val="en_US" w:bidi="en_US"/>
-          </w:rPr>
-          <w:rPr>
-            <w:color w:val="0000EE"/>
-            <w:u w:val="single"/>
-          </w:rPr>
-          <w:t>Joshua 14:1–5</w:t>
-        </w:r>
-      </w:hyperlink>
+      <w:r>
+        <w:rPr>
+          <w:lang w:val="en_US" w:bidi="en_US"/>
+        </w:rPr>
+        <w:t>Joshua 14:1–5</w:t>
+      </w:r>
       <w:r>
         <w:rPr>
           <w:lang w:val="en_US" w:bidi="en_US"/>
         </w:rPr>
         <w:t>). When Eleazar died, his son Phinehas became high priest. Phinehas had shown his faithfulness to the covenant when Israel started worshiping the gods of Moab (</w:t>
       </w:r>
-      <w:hyperlink r:id="rId38">
-        <w:r>
-          <w:rPr>
-            <w:lang w:val="en_US" w:bidi="en_US"/>
-          </w:rPr>
-          <w:rPr>
-            <w:color w:val="0000EE"/>
-            <w:u w:val="single"/>
-          </w:rPr>
-          <w:t>Numbers 25</w:t>
-        </w:r>
-      </w:hyperlink>
+      <w:r>
+        <w:rPr>
+          <w:lang w:val="en_US" w:bidi="en_US"/>
+        </w:rPr>
+        <w:t>Numbers 25</w:t>
+      </w:r>
       <w:r>
         <w:rPr>
           <w:lang w:val="en_US" w:bidi="en_US"/>
@@ -940,72 +760,48 @@
         </w:rPr>
         <w:t>Zadok, the faithful priest who replaced Abiathar (</w:t>
       </w:r>
-      <w:hyperlink r:id="rId39">
-        <w:r>
-          <w:rPr>
-            <w:lang w:val="en_US" w:bidi="en_US"/>
-          </w:rPr>
-          <w:rPr>
-            <w:color w:val="0000EE"/>
-            <w:u w:val="single"/>
-          </w:rPr>
-          <w:t>1 Kings 2:26–27</w:t>
-        </w:r>
-      </w:hyperlink>
+      <w:r>
+        <w:rPr>
+          <w:lang w:val="en_US" w:bidi="en_US"/>
+        </w:rPr>
+        <w:t>1 Kings 2:26–27</w:t>
+      </w:r>
       <w:r>
         <w:rPr>
           <w:lang w:val="en_US" w:bidi="en_US"/>
         </w:rPr>
         <w:t xml:space="preserve">, </w:t>
       </w:r>
-      <w:hyperlink r:id="rId40">
-        <w:r>
-          <w:rPr>
-            <w:lang w:val="en_US" w:bidi="en_US"/>
-          </w:rPr>
-          <w:rPr>
-            <w:color w:val="0000EE"/>
-            <w:u w:val="single"/>
-          </w:rPr>
-          <w:t>35</w:t>
-        </w:r>
-      </w:hyperlink>
+      <w:r>
+        <w:rPr>
+          <w:lang w:val="en_US" w:bidi="en_US"/>
+        </w:rPr>
+        <w:t>35</w:t>
+      </w:r>
       <w:r>
         <w:rPr>
           <w:lang w:val="en_US" w:bidi="en_US"/>
         </w:rPr>
         <w:t xml:space="preserve">; see </w:t>
       </w:r>
-      <w:hyperlink r:id="rId41">
-        <w:r>
-          <w:rPr>
-            <w:lang w:val="en_US" w:bidi="en_US"/>
-          </w:rPr>
-          <w:rPr>
-            <w:color w:val="0000EE"/>
-            <w:u w:val="single"/>
-          </w:rPr>
-          <w:t>1 Chronicles 6:3–8</w:t>
-        </w:r>
-      </w:hyperlink>
+      <w:r>
+        <w:rPr>
+          <w:lang w:val="en_US" w:bidi="en_US"/>
+        </w:rPr>
+        <w:t>1 Chronicles 6:3–8</w:t>
+      </w:r>
       <w:r>
         <w:rPr>
           <w:lang w:val="en_US" w:bidi="en_US"/>
         </w:rPr>
         <w:t xml:space="preserve">, </w:t>
       </w:r>
-      <w:hyperlink r:id="rId42">
-        <w:r>
-          <w:rPr>
-            <w:lang w:val="en_US" w:bidi="en_US"/>
-          </w:rPr>
-          <w:rPr>
-            <w:color w:val="0000EE"/>
-            <w:u w:val="single"/>
-          </w:rPr>
-          <w:t>50–53</w:t>
-        </w:r>
-      </w:hyperlink>
+      <w:r>
+        <w:rPr>
+          <w:lang w:val="en_US" w:bidi="en_US"/>
+        </w:rPr>
+        <w:t>50–53</w:t>
+      </w:r>
       <w:r>
         <w:rPr>
           <w:lang w:val="en_US" w:bidi="en_US"/>
@@ -1030,18 +826,12 @@
         </w:rPr>
         <w:t xml:space="preserve">Ezra, who played a key role in rebuilding Judea after the Exile (see </w:t>
       </w:r>
-      <w:hyperlink r:id="rId43">
-        <w:r>
-          <w:rPr>
-            <w:lang w:val="en_US" w:bidi="en_US"/>
-          </w:rPr>
-          <w:rPr>
-            <w:color w:val="0000EE"/>
-            <w:u w:val="single"/>
-          </w:rPr>
-          <w:t>Ezra 7:1–5</w:t>
-        </w:r>
-      </w:hyperlink>
+      <w:r>
+        <w:rPr>
+          <w:lang w:val="en_US" w:bidi="en_US"/>
+        </w:rPr>
+        <w:t>Ezra 7:1–5</w:t>
+      </w:r>
       <w:r>
         <w:rPr>
           <w:lang w:val="en_US" w:bidi="en_US"/>
@@ -1062,18 +852,12 @@
         </w:rPr>
         <w:t>In Ezekiel's ideal temple, only Eleazar's descendants through Zadok would be allowed to serve (</w:t>
       </w:r>
-      <w:hyperlink r:id="rId44">
-        <w:r>
-          <w:rPr>
-            <w:lang w:val="en_US" w:bidi="en_US"/>
-          </w:rPr>
-          <w:rPr>
-            <w:color w:val="0000EE"/>
-            <w:u w:val="single"/>
-          </w:rPr>
-          <w:t>Ezekiel 44:15</w:t>
-        </w:r>
-      </w:hyperlink>
+      <w:r>
+        <w:rPr>
+          <w:lang w:val="en_US" w:bidi="en_US"/>
+        </w:rPr>
+        <w:t>Ezekiel 44:15</w:t>
+      </w:r>
       <w:r>
         <w:rPr>
           <w:lang w:val="en_US" w:bidi="en_US"/>
@@ -1103,126 +887,84 @@
           <w:lang w:val="en_US" w:bidi="en_US"/>
         </w:rPr>
       </w:r>
-      <w:hyperlink r:id="rId45">
-        <w:r>
-          <w:rPr>
-            <w:lang w:val="en_US" w:bidi="en_US"/>
-          </w:rPr>
-          <w:rPr>
-            <w:color w:val="0000EE"/>
-            <w:u w:val="single"/>
-          </w:rPr>
-          <w:t>Exodus 6:23–25</w:t>
-        </w:r>
-      </w:hyperlink>
+      <w:r>
+        <w:rPr>
+          <w:lang w:val="en_US" w:bidi="en_US"/>
+        </w:rPr>
+        <w:t>Exodus 6:23–25</w:t>
+      </w:r>
       <w:r>
         <w:rPr>
           <w:lang w:val="en_US" w:bidi="en_US"/>
         </w:rPr>
         <w:t xml:space="preserve">; </w:t>
       </w:r>
-      <w:hyperlink r:id="rId46">
-        <w:r>
-          <w:rPr>
-            <w:lang w:val="en_US" w:bidi="en_US"/>
-          </w:rPr>
-          <w:rPr>
-            <w:color w:val="0000EE"/>
-            <w:u w:val="single"/>
-          </w:rPr>
-          <w:t>Leviticus 10:6–7</w:t>
-        </w:r>
-      </w:hyperlink>
+      <w:r>
+        <w:rPr>
+          <w:lang w:val="en_US" w:bidi="en_US"/>
+        </w:rPr>
+        <w:t>Leviticus 10:6–7</w:t>
+      </w:r>
       <w:r>
         <w:rPr>
           <w:lang w:val="en_US" w:bidi="en_US"/>
         </w:rPr>
         <w:t xml:space="preserve">; </w:t>
       </w:r>
-      <w:hyperlink r:id="rId47">
-        <w:r>
-          <w:rPr>
-            <w:lang w:val="en_US" w:bidi="en_US"/>
-          </w:rPr>
-          <w:rPr>
-            <w:color w:val="0000EE"/>
-            <w:u w:val="single"/>
-          </w:rPr>
-          <w:t>Numbers 3:1–4</w:t>
-        </w:r>
-      </w:hyperlink>
+      <w:r>
+        <w:rPr>
+          <w:lang w:val="en_US" w:bidi="en_US"/>
+        </w:rPr>
+        <w:t>Numbers 3:1–4</w:t>
+      </w:r>
       <w:r>
         <w:rPr>
           <w:lang w:val="en_US" w:bidi="en_US"/>
         </w:rPr>
         <w:t xml:space="preserve">; </w:t>
       </w:r>
-      <w:hyperlink r:id="rId34">
-        <w:r>
-          <w:rPr>
-            <w:lang w:val="en_US" w:bidi="en_US"/>
-          </w:rPr>
-          <w:rPr>
-            <w:color w:val="0000EE"/>
-            <w:u w:val="single"/>
-          </w:rPr>
-          <w:t>Numbers 16:36–40</w:t>
-        </w:r>
-      </w:hyperlink>
+      <w:r>
+        <w:rPr>
+          <w:lang w:val="en_US" w:bidi="en_US"/>
+        </w:rPr>
+        <w:t>Numbers 16:36–40</w:t>
+      </w:r>
       <w:r>
         <w:rPr>
           <w:lang w:val="en_US" w:bidi="en_US"/>
         </w:rPr>
         <w:t xml:space="preserve">; </w:t>
       </w:r>
-      <w:hyperlink r:id="rId48">
-        <w:r>
-          <w:rPr>
-            <w:lang w:val="en_US" w:bidi="en_US"/>
-          </w:rPr>
-          <w:rPr>
-            <w:color w:val="0000EE"/>
-            <w:u w:val="single"/>
-          </w:rPr>
-          <w:t>Numbers 20:22–26</w:t>
-        </w:r>
-      </w:hyperlink>
+      <w:r>
+        <w:rPr>
+          <w:lang w:val="en_US" w:bidi="en_US"/>
+        </w:rPr>
+        <w:t>Numbers 20:22–26</w:t>
+      </w:r>
       <w:r>
         <w:rPr>
           <w:lang w:val="en_US" w:bidi="en_US"/>
         </w:rPr>
         <w:t xml:space="preserve">; </w:t>
       </w:r>
-      <w:hyperlink r:id="rId49">
-        <w:r>
-          <w:rPr>
-            <w:lang w:val="en_US" w:bidi="en_US"/>
-          </w:rPr>
-          <w:rPr>
-            <w:color w:val="0000EE"/>
-            <w:u w:val="single"/>
-          </w:rPr>
-          <w:t>Numbers 26:1–4</w:t>
-        </w:r>
-      </w:hyperlink>
+      <w:r>
+        <w:rPr>
+          <w:lang w:val="en_US" w:bidi="en_US"/>
+        </w:rPr>
+        <w:t>Numbers 26:1–4</w:t>
+      </w:r>
       <w:r>
         <w:rPr>
           <w:lang w:val="en_US" w:bidi="en_US"/>
         </w:rPr>
         <w:t xml:space="preserve">; </w:t>
       </w:r>
-      <w:hyperlink r:id="rId50">
-        <w:r>
-          <w:rPr>
-            <w:lang w:val="en_US" w:bidi="en_US"/>
-          </w:rPr>
-          <w:rPr>
-            <w:color w:val="0000EE"/>
-            <w:u w:val="single"/>
-          </w:rPr>
-          <w:t>Joshua 14:1</w:t>
-        </w:r>
-      </w:hyperlink>
+      <w:r>
+        <w:rPr>
+          <w:lang w:val="en_US" w:bidi="en_US"/>
+        </w:rPr>
+        <w:t>Joshua 14:1</w:t>
+      </w:r>
       <w:r>
         <w:rPr>
           <w:lang w:val="en_US" w:bidi="en_US"/>
@@ -1271,54 +1013,36 @@
         </w:rPr>
         <w:t xml:space="preserve">Eli was Israel’s chief priest at the tabernacle in Shiloh, the central place of worship during the time of the judges. Eli likely descended from Ithamar, Aaron’s youngest son (see </w:t>
       </w:r>
-      <w:hyperlink r:id="rId51">
-        <w:r>
-          <w:rPr>
-            <w:lang w:val="en_US" w:bidi="en_US"/>
-          </w:rPr>
-          <w:rPr>
-            <w:color w:val="0000EE"/>
-            <w:u w:val="single"/>
-          </w:rPr>
-          <w:t>1 Kings 2:27</w:t>
-        </w:r>
-      </w:hyperlink>
+      <w:r>
+        <w:rPr>
+          <w:lang w:val="en_US" w:bidi="en_US"/>
+        </w:rPr>
+        <w:t>1 Kings 2:27</w:t>
+      </w:r>
       <w:r>
         <w:rPr>
           <w:lang w:val="en_US" w:bidi="en_US"/>
         </w:rPr>
         <w:t xml:space="preserve">; </w:t>
       </w:r>
-      <w:hyperlink r:id="rId52">
-        <w:r>
-          <w:rPr>
-            <w:lang w:val="en_US" w:bidi="en_US"/>
-          </w:rPr>
-          <w:rPr>
-            <w:color w:val="0000EE"/>
-            <w:u w:val="single"/>
-          </w:rPr>
-          <w:t>1 Chronicles 18:16</w:t>
-        </w:r>
-      </w:hyperlink>
+      <w:r>
+        <w:rPr>
+          <w:lang w:val="en_US" w:bidi="en_US"/>
+        </w:rPr>
+        <w:t>1 Chronicles 18:16</w:t>
+      </w:r>
       <w:r>
         <w:rPr>
           <w:lang w:val="en_US" w:bidi="en_US"/>
         </w:rPr>
         <w:t xml:space="preserve">; </w:t>
       </w:r>
-      <w:hyperlink r:id="rId53">
-        <w:r>
-          <w:rPr>
-            <w:lang w:val="en_US" w:bidi="en_US"/>
-          </w:rPr>
-          <w:rPr>
-            <w:color w:val="0000EE"/>
-            <w:u w:val="single"/>
-          </w:rPr>
-          <w:t>24:3</w:t>
-        </w:r>
-      </w:hyperlink>
+      <w:r>
+        <w:rPr>
+          <w:lang w:val="en_US" w:bidi="en_US"/>
+        </w:rPr>
+        <w:t>24:3</w:t>
+      </w:r>
       <w:r>
         <w:rPr>
           <w:lang w:val="en_US" w:bidi="en_US"/>
@@ -1353,72 +1077,48 @@
         </w:rPr>
         <w:t>Samuel gained favor with the Lord and the people (</w:t>
       </w:r>
-      <w:hyperlink r:id="rId54">
-        <w:r>
-          <w:rPr>
-            <w:lang w:val="en_US" w:bidi="en_US"/>
-          </w:rPr>
-          <w:rPr>
-            <w:color w:val="0000EE"/>
-            <w:u w:val="single"/>
-          </w:rPr>
-          <w:t>1 Samuel 2:26</w:t>
-        </w:r>
-      </w:hyperlink>
+      <w:r>
+        <w:rPr>
+          <w:lang w:val="en_US" w:bidi="en_US"/>
+        </w:rPr>
+        <w:t>1 Samuel 2:26</w:t>
+      </w:r>
       <w:r>
         <w:rPr>
           <w:lang w:val="en_US" w:bidi="en_US"/>
         </w:rPr>
         <w:t>). But Eli's sons were disrespectful and dishonest (</w:t>
       </w:r>
-      <w:hyperlink r:id="rId55">
-        <w:r>
-          <w:rPr>
-            <w:lang w:val="en_US" w:bidi="en_US"/>
-          </w:rPr>
-          <w:rPr>
-            <w:color w:val="0000EE"/>
-            <w:u w:val="single"/>
-          </w:rPr>
-          <w:t>1 Samuel 2:12</w:t>
-        </w:r>
-      </w:hyperlink>
+      <w:r>
+        <w:rPr>
+          <w:lang w:val="en_US" w:bidi="en_US"/>
+        </w:rPr>
+        <w:t>1 Samuel 2:12</w:t>
+      </w:r>
       <w:r>
         <w:rPr>
           <w:lang w:val="en_US" w:bidi="en_US"/>
         </w:rPr>
         <w:t>). They stole from offerings and seduced women serving at the tabernacle. When Eli scolded them, they ignored him. God sent a prophet to criticize Eli's weakness and his sons' wrongdoing, announcing that God would remove the priesthood from Eli's family (</w:t>
       </w:r>
-      <w:hyperlink r:id="rId56">
-        <w:r>
-          <w:rPr>
-            <w:lang w:val="en_US" w:bidi="en_US"/>
-          </w:rPr>
-          <w:rPr>
-            <w:color w:val="0000EE"/>
-            <w:u w:val="single"/>
-          </w:rPr>
-          <w:t>1 Samuel 2:27–36</w:t>
-        </w:r>
-      </w:hyperlink>
+      <w:r>
+        <w:rPr>
+          <w:lang w:val="en_US" w:bidi="en_US"/>
+        </w:rPr>
+        <w:t>1 Samuel 2:27–36</w:t>
+      </w:r>
       <w:r>
         <w:rPr>
           <w:lang w:val="en_US" w:bidi="en_US"/>
         </w:rPr>
         <w:t>). This message was confirmed when God spoke to Samuel one night, telling him that he would soon punish Eli's family (</w:t>
       </w:r>
-      <w:hyperlink r:id="rId57">
-        <w:r>
-          <w:rPr>
-            <w:lang w:val="en_US" w:bidi="en_US"/>
-          </w:rPr>
-          <w:rPr>
-            <w:color w:val="0000EE"/>
-            <w:u w:val="single"/>
-          </w:rPr>
-          <w:t>1 Samuel 3:1–14</w:t>
-        </w:r>
-      </w:hyperlink>
+      <w:r>
+        <w:rPr>
+          <w:lang w:val="en_US" w:bidi="en_US"/>
+        </w:rPr>
+        <w:t>1 Samuel 3:1–14</w:t>
+      </w:r>
       <w:r>
         <w:rPr>
           <w:lang w:val="en_US" w:bidi="en_US"/>
@@ -1439,54 +1139,36 @@
         </w:rPr>
         <w:t>Soon after, Israel's army lost a battle to the Philistines, the ark of the covenant was captured, and Eli's sons died (</w:t>
       </w:r>
-      <w:hyperlink r:id="rId58">
-        <w:r>
-          <w:rPr>
-            <w:lang w:val="en_US" w:bidi="en_US"/>
-          </w:rPr>
-          <w:rPr>
-            <w:color w:val="0000EE"/>
-            <w:u w:val="single"/>
-          </w:rPr>
-          <w:t>1 Samuel 4:1–11</w:t>
-        </w:r>
-      </w:hyperlink>
+      <w:r>
+        <w:rPr>
+          <w:lang w:val="en_US" w:bidi="en_US"/>
+        </w:rPr>
+        <w:t>1 Samuel 4:1–11</w:t>
+      </w:r>
       <w:r>
         <w:rPr>
           <w:lang w:val="en_US" w:bidi="en_US"/>
         </w:rPr>
         <w:t>). When Eli, who was ninety-eight years old, heard the news, he fell backward, broke his neck, and died (</w:t>
       </w:r>
-      <w:hyperlink r:id="rId59">
-        <w:r>
-          <w:rPr>
-            <w:lang w:val="en_US" w:bidi="en_US"/>
-          </w:rPr>
-          <w:rPr>
-            <w:color w:val="0000EE"/>
-            <w:u w:val="single"/>
-          </w:rPr>
-          <w:t>1 Samuel 4:12–18</w:t>
-        </w:r>
-      </w:hyperlink>
+      <w:r>
+        <w:rPr>
+          <w:lang w:val="en_US" w:bidi="en_US"/>
+        </w:rPr>
+        <w:t>1 Samuel 4:12–18</w:t>
+      </w:r>
       <w:r>
         <w:rPr>
           <w:lang w:val="en_US" w:bidi="en_US"/>
         </w:rPr>
         <w:t>). His daughter-in-law went into labor and died while giving birth to Eli's grandson, named Ichabod (meaning "where is the glory?," because the glory had left Israel (</w:t>
       </w:r>
-      <w:hyperlink r:id="rId60">
-        <w:r>
-          <w:rPr>
-            <w:lang w:val="en_US" w:bidi="en_US"/>
-          </w:rPr>
-          <w:rPr>
-            <w:color w:val="0000EE"/>
-            <w:u w:val="single"/>
-          </w:rPr>
-          <w:t>1 Samuel 4:19–22</w:t>
-        </w:r>
-      </w:hyperlink>
+      <w:r>
+        <w:rPr>
+          <w:lang w:val="en_US" w:bidi="en_US"/>
+        </w:rPr>
+        <w:t>1 Samuel 4:19–22</w:t>
+      </w:r>
       <w:r>
         <w:rPr>
           <w:lang w:val="en_US" w:bidi="en_US"/>
@@ -1507,18 +1189,12 @@
         </w:rPr>
         <w:t>Eli's family continued serving as priests until King David died. Abiathar was the last of Eli's descendants to serve as chief priest. Solomon removed Abiathar from being priest because Abiathar had supported Adonijah, who tried to become king instead of Solomon. Solomon then made Zadok the chief priest (</w:t>
       </w:r>
-      <w:hyperlink r:id="rId51">
-        <w:r>
-          <w:rPr>
-            <w:lang w:val="en_US" w:bidi="en_US"/>
-          </w:rPr>
-          <w:rPr>
-            <w:color w:val="0000EE"/>
-            <w:u w:val="single"/>
-          </w:rPr>
-          <w:t>1 Kings 2:27</w:t>
-        </w:r>
-      </w:hyperlink>
+      <w:r>
+        <w:rPr>
+          <w:lang w:val="en_US" w:bidi="en_US"/>
+        </w:rPr>
+        <w:t>1 Kings 2:27</w:t>
+      </w:r>
       <w:r>
         <w:rPr>
           <w:lang w:val="en_US" w:bidi="en_US"/>
@@ -1548,72 +1224,48 @@
           <w:lang w:val="en_US" w:bidi="en_US"/>
         </w:rPr>
       </w:r>
-      <w:hyperlink r:id="rId61">
-        <w:r>
-          <w:rPr>
-            <w:lang w:val="en_US" w:bidi="en_US"/>
-          </w:rPr>
-          <w:rPr>
-            <w:color w:val="0000EE"/>
-            <w:u w:val="single"/>
-          </w:rPr>
-          <w:t>1 Samuel 1:9–18</w:t>
-        </w:r>
-      </w:hyperlink>
+      <w:r>
+        <w:rPr>
+          <w:lang w:val="en_US" w:bidi="en_US"/>
+        </w:rPr>
+        <w:t>1 Samuel 1:9–18</w:t>
+      </w:r>
       <w:r>
         <w:rPr>
           <w:lang w:val="en_US" w:bidi="en_US"/>
         </w:rPr>
         <w:t xml:space="preserve">, </w:t>
       </w:r>
-      <w:hyperlink r:id="rId62">
-        <w:r>
-          <w:rPr>
-            <w:lang w:val="en_US" w:bidi="en_US"/>
-          </w:rPr>
-          <w:rPr>
-            <w:color w:val="0000EE"/>
-            <w:u w:val="single"/>
-          </w:rPr>
-          <w:t>25–28</w:t>
-        </w:r>
-      </w:hyperlink>
+      <w:r>
+        <w:rPr>
+          <w:lang w:val="en_US" w:bidi="en_US"/>
+        </w:rPr>
+        <w:t>25–28</w:t>
+      </w:r>
       <w:r>
         <w:rPr>
           <w:lang w:val="en_US" w:bidi="en_US"/>
         </w:rPr>
         <w:t xml:space="preserve">; </w:t>
       </w:r>
-      <w:hyperlink r:id="rId63">
-        <w:r>
-          <w:rPr>
-            <w:lang w:val="en_US" w:bidi="en_US"/>
-          </w:rPr>
-          <w:rPr>
-            <w:color w:val="0000EE"/>
-            <w:u w:val="single"/>
-          </w:rPr>
-          <w:t>1 Samuel 2:11–4:22</w:t>
-        </w:r>
-      </w:hyperlink>
+      <w:r>
+        <w:rPr>
+          <w:lang w:val="en_US" w:bidi="en_US"/>
+        </w:rPr>
+        <w:t>1 Samuel 2:11–4:22</w:t>
+      </w:r>
       <w:r>
         <w:rPr>
           <w:lang w:val="en_US" w:bidi="en_US"/>
         </w:rPr>
         <w:t xml:space="preserve">; </w:t>
       </w:r>
-      <w:hyperlink r:id="rId51">
-        <w:r>
-          <w:rPr>
-            <w:lang w:val="en_US" w:bidi="en_US"/>
-          </w:rPr>
-          <w:rPr>
-            <w:color w:val="0000EE"/>
-            <w:u w:val="single"/>
-          </w:rPr>
-          <w:t>1 Kings 2:27</w:t>
-        </w:r>
-      </w:hyperlink>
+      <w:r>
+        <w:rPr>
+          <w:lang w:val="en_US" w:bidi="en_US"/>
+        </w:rPr>
+        <w:t>1 Kings 2:27</w:t>
+      </w:r>
       <w:r>
         <w:rPr>
           <w:lang w:val="en_US" w:bidi="en_US"/>
@@ -1676,36 +1328,24 @@
         </w:rPr>
         <w:t>Under Ahab and Jezebel, Israel started worshiping Baal, a Canaanite god of fertility, storms, and rain. As a result, God sent a drought to Israel (</w:t>
       </w:r>
-      <w:hyperlink r:id="rId64">
-        <w:r>
-          <w:rPr>
-            <w:lang w:val="en_US" w:bidi="en_US"/>
-          </w:rPr>
-          <w:rPr>
-            <w:color w:val="0000EE"/>
-            <w:u w:val="single"/>
-          </w:rPr>
-          <w:t>1 Kings 17:1</w:t>
-        </w:r>
-      </w:hyperlink>
+      <w:r>
+        <w:rPr>
+          <w:lang w:val="en_US" w:bidi="en_US"/>
+        </w:rPr>
+        <w:t>1 Kings 17:1</w:t>
+      </w:r>
       <w:r>
         <w:rPr>
           <w:lang w:val="en_US" w:bidi="en_US"/>
         </w:rPr>
         <w:t>). Elijah hid until the drought ended, and God took care of him. During this time, he stayed with a widow in Zarephath, a town in Jezebel’s home region of Sidon. The widow’s son died, but Elijah prayed for him, and he came back to life (</w:t>
       </w:r>
-      <w:hyperlink r:id="rId65">
-        <w:r>
-          <w:rPr>
-            <w:lang w:val="en_US" w:bidi="en_US"/>
-          </w:rPr>
-          <w:rPr>
-            <w:color w:val="0000EE"/>
-            <w:u w:val="single"/>
-          </w:rPr>
-          <w:t>1 Kings 17:8–24</w:t>
-        </w:r>
-      </w:hyperlink>
+      <w:r>
+        <w:rPr>
+          <w:lang w:val="en_US" w:bidi="en_US"/>
+        </w:rPr>
+        <w:t>1 Kings 17:8–24</w:t>
+      </w:r>
       <w:r>
         <w:rPr>
           <w:lang w:val="en_US" w:bidi="en_US"/>
@@ -1726,36 +1366,24 @@
         </w:rPr>
         <w:t>In the third year of drought, Elijah challenged Baal's prophets to a contest on Mount Carmel to show who the true God was (</w:t>
       </w:r>
-      <w:hyperlink r:id="rId66">
-        <w:r>
-          <w:rPr>
-            <w:lang w:val="en_US" w:bidi="en_US"/>
-          </w:rPr>
-          <w:rPr>
-            <w:color w:val="0000EE"/>
-            <w:u w:val="single"/>
-          </w:rPr>
-          <w:t>1 Kings 18:1–40</w:t>
-        </w:r>
-      </w:hyperlink>
+      <w:r>
+        <w:rPr>
+          <w:lang w:val="en_US" w:bidi="en_US"/>
+        </w:rPr>
+        <w:t>1 Kings 18:1–40</w:t>
+      </w:r>
       <w:r>
         <w:rPr>
           <w:lang w:val="en_US" w:bidi="en_US"/>
         </w:rPr>
         <w:t>). The prophets of Baal called on Baal without success, becoming frantic to make him appear, while Elijah mocked Baal. When it was Elijah's turn, he poured water over his sacrifice and prayed a simple, powerful prayer. Fire immediately consumed the offering. In response, the people of Israel worshiped the Lord and, following Elijah's direction, killed Baal's prophets. Then Elijah prayed for rain, and the drought ended (</w:t>
       </w:r>
-      <w:hyperlink r:id="rId67">
-        <w:r>
-          <w:rPr>
-            <w:lang w:val="en_US" w:bidi="en_US"/>
-          </w:rPr>
-          <w:rPr>
-            <w:color w:val="0000EE"/>
-            <w:u w:val="single"/>
-          </w:rPr>
-          <w:t>1 Kings 18:41–46</w:t>
-        </w:r>
-      </w:hyperlink>
+      <w:r>
+        <w:rPr>
+          <w:lang w:val="en_US" w:bidi="en_US"/>
+        </w:rPr>
+        <w:t>1 Kings 18:41–46</w:t>
+      </w:r>
       <w:r>
         <w:rPr>
           <w:lang w:val="en_US" w:bidi="en_US"/>
@@ -1776,36 +1404,24 @@
         </w:rPr>
         <w:t>Despite God's great power, Ahab and Jezebel continued to mislead Israel. Jezebel was angry because her prophets were killed (</w:t>
       </w:r>
-      <w:hyperlink r:id="rId68">
-        <w:r>
-          <w:rPr>
-            <w:lang w:val="en_US" w:bidi="en_US"/>
-          </w:rPr>
-          <w:rPr>
-            <w:color w:val="0000EE"/>
-            <w:u w:val="single"/>
-          </w:rPr>
-          <w:t>1 Kings 19:1–2</w:t>
-        </w:r>
-      </w:hyperlink>
+      <w:r>
+        <w:rPr>
+          <w:lang w:val="en_US" w:bidi="en_US"/>
+        </w:rPr>
+        <w:t>1 Kings 19:1–2</w:t>
+      </w:r>
       <w:r>
         <w:rPr>
           <w:lang w:val="en_US" w:bidi="en_US"/>
         </w:rPr>
         <w:t>). She threatened Elijah, who escaped to the desert and asked God to end his life. Instead, an angel fed him until he reached Mount Sinai. Elijah complained that he was the only prophet left and that his life was in danger. God encouraged him with a gentle voice, shared good news, and sent him back to serve (</w:t>
       </w:r>
-      <w:hyperlink r:id="rId69">
-        <w:r>
-          <w:rPr>
-            <w:lang w:val="en_US" w:bidi="en_US"/>
-          </w:rPr>
-          <w:rPr>
-            <w:color w:val="0000EE"/>
-            <w:u w:val="single"/>
-          </w:rPr>
-          <w:t>1 Kings 19:3–18</w:t>
-        </w:r>
-      </w:hyperlink>
+      <w:r>
+        <w:rPr>
+          <w:lang w:val="en_US" w:bidi="en_US"/>
+        </w:rPr>
+        <w:t>1 Kings 19:3–18</w:t>
+      </w:r>
       <w:r>
         <w:rPr>
           <w:lang w:val="en_US" w:bidi="en_US"/>
@@ -1826,54 +1442,36 @@
         </w:rPr>
         <w:t>Elijah was very dedicated to the true God. He trained an assistant named Elisha. At the end of Elijah's life on Earth, he did not die but was taken to heaven in a chariot of fire (</w:t>
       </w:r>
-      <w:hyperlink r:id="rId70">
-        <w:r>
-          <w:rPr>
-            <w:lang w:val="en_US" w:bidi="en_US"/>
-          </w:rPr>
-          <w:rPr>
-            <w:color w:val="0000EE"/>
-            <w:u w:val="single"/>
-          </w:rPr>
-          <w:t>2 Kings 2:11–12</w:t>
-        </w:r>
-      </w:hyperlink>
+      <w:r>
+        <w:rPr>
+          <w:lang w:val="en_US" w:bidi="en_US"/>
+        </w:rPr>
+        <w:t>2 Kings 2:11–12</w:t>
+      </w:r>
       <w:r>
         <w:rPr>
           <w:lang w:val="en_US" w:bidi="en_US"/>
         </w:rPr>
         <w:t xml:space="preserve">). Elisha took on Elijah's role as a prophet and continued to challenge false worship in Israel (see </w:t>
       </w:r>
-      <w:hyperlink r:id="rId71">
-        <w:r>
-          <w:rPr>
-            <w:lang w:val="en_US" w:bidi="en_US"/>
-          </w:rPr>
-          <w:rPr>
-            <w:color w:val="0000EE"/>
-            <w:u w:val="single"/>
-          </w:rPr>
-          <w:t>2 Kings 2:1–9:13</w:t>
-        </w:r>
-      </w:hyperlink>
+      <w:r>
+        <w:rPr>
+          <w:lang w:val="en_US" w:bidi="en_US"/>
+        </w:rPr>
+        <w:t>2 Kings 2:1–9:13</w:t>
+      </w:r>
       <w:r>
         <w:rPr>
           <w:lang w:val="en_US" w:bidi="en_US"/>
         </w:rPr>
         <w:t xml:space="preserve">; </w:t>
       </w:r>
-      <w:hyperlink r:id="rId72">
-        <w:r>
-          <w:rPr>
-            <w:lang w:val="en_US" w:bidi="en_US"/>
-          </w:rPr>
-          <w:rPr>
-            <w:color w:val="0000EE"/>
-            <w:u w:val="single"/>
-          </w:rPr>
-          <w:t>13:14–25</w:t>
-        </w:r>
-      </w:hyperlink>
+      <w:r>
+        <w:rPr>
+          <w:lang w:val="en_US" w:bidi="en_US"/>
+        </w:rPr>
+        <w:t>13:14–25</w:t>
+      </w:r>
       <w:r>
         <w:rPr>
           <w:lang w:val="en_US" w:bidi="en_US"/>
@@ -1894,162 +1492,108 @@
         </w:rPr>
         <w:t>The Old Testament ends with the hope that Elijah will return before the day of the Lord (</w:t>
       </w:r>
-      <w:hyperlink r:id="rId73">
-        <w:r>
-          <w:rPr>
-            <w:lang w:val="en_US" w:bidi="en_US"/>
-          </w:rPr>
-          <w:rPr>
-            <w:color w:val="0000EE"/>
-            <w:u w:val="single"/>
-          </w:rPr>
-          <w:t>Malachi 4:5–6</w:t>
-        </w:r>
-      </w:hyperlink>
+      <w:r>
+        <w:rPr>
+          <w:lang w:val="en_US" w:bidi="en_US"/>
+        </w:rPr>
+        <w:t>Malachi 4:5–6</w:t>
+      </w:r>
       <w:r>
         <w:rPr>
           <w:lang w:val="en_US" w:bidi="en_US"/>
         </w:rPr>
         <w:t xml:space="preserve">). John the Baptist partly fulfilled this expectation (see </w:t>
       </w:r>
-      <w:hyperlink r:id="rId74">
-        <w:r>
-          <w:rPr>
-            <w:lang w:val="en_US" w:bidi="en_US"/>
-          </w:rPr>
-          <w:rPr>
-            <w:color w:val="0000EE"/>
-            <w:u w:val="single"/>
-          </w:rPr>
-          <w:t>Matthew 11:7–14</w:t>
-        </w:r>
-      </w:hyperlink>
+      <w:r>
+        <w:rPr>
+          <w:lang w:val="en_US" w:bidi="en_US"/>
+        </w:rPr>
+        <w:t>Matthew 11:7–14</w:t>
+      </w:r>
       <w:r>
         <w:rPr>
           <w:lang w:val="en_US" w:bidi="en_US"/>
         </w:rPr>
         <w:t xml:space="preserve">; </w:t>
       </w:r>
-      <w:hyperlink r:id="rId75">
-        <w:r>
-          <w:rPr>
-            <w:lang w:val="en_US" w:bidi="en_US"/>
-          </w:rPr>
-          <w:rPr>
-            <w:color w:val="0000EE"/>
-            <w:u w:val="single"/>
-          </w:rPr>
-          <w:t>17:10–13</w:t>
-        </w:r>
-      </w:hyperlink>
+      <w:r>
+        <w:rPr>
+          <w:lang w:val="en_US" w:bidi="en_US"/>
+        </w:rPr>
+        <w:t>17:10–13</w:t>
+      </w:r>
       <w:r>
         <w:rPr>
           <w:lang w:val="en_US" w:bidi="en_US"/>
         </w:rPr>
         <w:t xml:space="preserve">; </w:t>
       </w:r>
-      <w:hyperlink r:id="rId76">
-        <w:r>
-          <w:rPr>
-            <w:lang w:val="en_US" w:bidi="en_US"/>
-          </w:rPr>
-          <w:rPr>
-            <w:color w:val="0000EE"/>
-            <w:u w:val="single"/>
-          </w:rPr>
-          <w:t>Luke 1:17</w:t>
-        </w:r>
-      </w:hyperlink>
+      <w:r>
+        <w:rPr>
+          <w:lang w:val="en_US" w:bidi="en_US"/>
+        </w:rPr>
+        <w:t>Luke 1:17</w:t>
+      </w:r>
       <w:r>
         <w:rPr>
           <w:lang w:val="en_US" w:bidi="en_US"/>
         </w:rPr>
         <w:t xml:space="preserve">). Elijah appeared with Moses during the transfiguration (when the appearance of Jesus changed to show his divine glory; </w:t>
       </w:r>
-      <w:hyperlink r:id="rId77">
-        <w:r>
-          <w:rPr>
-            <w:lang w:val="en_US" w:bidi="en_US"/>
-          </w:rPr>
-          <w:rPr>
-            <w:color w:val="0000EE"/>
-            <w:u w:val="single"/>
-          </w:rPr>
-          <w:t>Matthew 17:1–9</w:t>
-        </w:r>
-      </w:hyperlink>
+      <w:r>
+        <w:rPr>
+          <w:lang w:val="en_US" w:bidi="en_US"/>
+        </w:rPr>
+        <w:t>Matthew 17:1–9</w:t>
+      </w:r>
       <w:r>
         <w:rPr>
           <w:lang w:val="en_US" w:bidi="en_US"/>
         </w:rPr>
         <w:t xml:space="preserve">). In </w:t>
       </w:r>
-      <w:hyperlink r:id="rId78">
-        <w:r>
-          <w:rPr>
-            <w:lang w:val="en_US" w:bidi="en_US"/>
-          </w:rPr>
-          <w:rPr>
-            <w:color w:val="0000EE"/>
-            <w:u w:val="single"/>
-          </w:rPr>
-          <w:t>Revelation 11:3–12</w:t>
-        </w:r>
-      </w:hyperlink>
+      <w:r>
+        <w:rPr>
+          <w:lang w:val="en_US" w:bidi="en_US"/>
+        </w:rPr>
+        <w:t>Revelation 11:3–12</w:t>
+      </w:r>
       <w:r>
         <w:rPr>
           <w:lang w:val="en_US" w:bidi="en_US"/>
         </w:rPr>
         <w:t>, one of the two witnesses seems to be either Elijah himself or someone like him. Elijah’s life shows God’s kindness and the power of prayer (</w:t>
       </w:r>
-      <w:hyperlink r:id="rId79">
-        <w:r>
-          <w:rPr>
-            <w:lang w:val="en_US" w:bidi="en_US"/>
-          </w:rPr>
-          <w:rPr>
-            <w:color w:val="0000EE"/>
-            <w:u w:val="single"/>
-          </w:rPr>
-          <w:t>Luke 4:25–26</w:t>
-        </w:r>
-      </w:hyperlink>
+      <w:r>
+        <w:rPr>
+          <w:lang w:val="en_US" w:bidi="en_US"/>
+        </w:rPr>
+        <w:t>Luke 4:25–26</w:t>
+      </w:r>
       <w:r>
         <w:rPr>
           <w:lang w:val="en_US" w:bidi="en_US"/>
         </w:rPr>
         <w:t xml:space="preserve">; </w:t>
       </w:r>
-      <w:hyperlink r:id="rId80">
-        <w:r>
-          <w:rPr>
-            <w:lang w:val="en_US" w:bidi="en_US"/>
-          </w:rPr>
-          <w:rPr>
-            <w:color w:val="0000EE"/>
-            <w:u w:val="single"/>
-          </w:rPr>
-          <w:t>Romans 11:2–6</w:t>
-        </w:r>
-      </w:hyperlink>
+      <w:r>
+        <w:rPr>
+          <w:lang w:val="en_US" w:bidi="en_US"/>
+        </w:rPr>
+        <w:t>Romans 11:2–6</w:t>
+      </w:r>
       <w:r>
         <w:rPr>
           <w:lang w:val="en_US" w:bidi="en_US"/>
         </w:rPr>
         <w:t xml:space="preserve">; </w:t>
       </w:r>
-      <w:hyperlink r:id="rId81">
-        <w:r>
-          <w:rPr>
-            <w:lang w:val="en_US" w:bidi="en_US"/>
-          </w:rPr>
-          <w:rPr>
-            <w:color w:val="0000EE"/>
-            <w:u w:val="single"/>
-          </w:rPr>
-          <w:t>James 5:17–18</w:t>
-        </w:r>
-      </w:hyperlink>
+      <w:r>
+        <w:rPr>
+          <w:lang w:val="en_US" w:bidi="en_US"/>
+        </w:rPr>
+        <w:t>James 5:17–18</w:t>
+      </w:r>
       <w:r>
         <w:rPr>
           <w:lang w:val="en_US" w:bidi="en_US"/>
@@ -2079,396 +1623,264 @@
           <w:lang w:val="en_US" w:bidi="en_US"/>
         </w:rPr>
       </w:r>
-      <w:hyperlink r:id="rId82">
-        <w:r>
-          <w:rPr>
-            <w:lang w:val="en_US" w:bidi="en_US"/>
-          </w:rPr>
-          <w:rPr>
-            <w:color w:val="0000EE"/>
-            <w:u w:val="single"/>
-          </w:rPr>
-          <w:t>1 Kings 17:1–19:21</w:t>
-        </w:r>
-      </w:hyperlink>
+      <w:r>
+        <w:rPr>
+          <w:lang w:val="en_US" w:bidi="en_US"/>
+        </w:rPr>
+        <w:t>1 Kings 17:1–19:21</w:t>
+      </w:r>
       <w:r>
         <w:rPr>
           <w:lang w:val="en_US" w:bidi="en_US"/>
         </w:rPr>
         <w:t xml:space="preserve">; </w:t>
       </w:r>
-      <w:hyperlink r:id="rId83">
-        <w:r>
-          <w:rPr>
-            <w:lang w:val="en_US" w:bidi="en_US"/>
-          </w:rPr>
-          <w:rPr>
-            <w:color w:val="0000EE"/>
-            <w:u w:val="single"/>
-          </w:rPr>
-          <w:t>21:1–29</w:t>
-        </w:r>
-      </w:hyperlink>
+      <w:r>
+        <w:rPr>
+          <w:lang w:val="en_US" w:bidi="en_US"/>
+        </w:rPr>
+        <w:t>21:1–29</w:t>
+      </w:r>
       <w:r>
         <w:rPr>
           <w:lang w:val="en_US" w:bidi="en_US"/>
         </w:rPr>
         <w:t xml:space="preserve">; </w:t>
       </w:r>
-      <w:hyperlink r:id="rId84">
-        <w:r>
-          <w:rPr>
-            <w:lang w:val="en_US" w:bidi="en_US"/>
-          </w:rPr>
-          <w:rPr>
-            <w:color w:val="0000EE"/>
-            <w:u w:val="single"/>
-          </w:rPr>
-          <w:t>2 Kings 1:1–2:25</w:t>
-        </w:r>
-      </w:hyperlink>
+      <w:r>
+        <w:rPr>
+          <w:lang w:val="en_US" w:bidi="en_US"/>
+        </w:rPr>
+        <w:t>2 Kings 1:1–2:25</w:t>
+      </w:r>
       <w:r>
         <w:rPr>
           <w:lang w:val="en_US" w:bidi="en_US"/>
         </w:rPr>
         <w:t xml:space="preserve">; </w:t>
       </w:r>
-      <w:hyperlink r:id="rId85">
-        <w:r>
-          <w:rPr>
-            <w:lang w:val="en_US" w:bidi="en_US"/>
-          </w:rPr>
-          <w:rPr>
-            <w:color w:val="0000EE"/>
-            <w:u w:val="single"/>
-          </w:rPr>
-          <w:t>9:36</w:t>
-        </w:r>
-      </w:hyperlink>
+      <w:r>
+        <w:rPr>
+          <w:lang w:val="en_US" w:bidi="en_US"/>
+        </w:rPr>
+        <w:t>9:36</w:t>
+      </w:r>
       <w:r>
         <w:rPr>
           <w:lang w:val="en_US" w:bidi="en_US"/>
         </w:rPr>
         <w:t xml:space="preserve">; </w:t>
       </w:r>
-      <w:hyperlink r:id="rId86">
-        <w:r>
-          <w:rPr>
-            <w:lang w:val="en_US" w:bidi="en_US"/>
-          </w:rPr>
-          <w:rPr>
-            <w:color w:val="0000EE"/>
-            <w:u w:val="single"/>
-          </w:rPr>
-          <w:t>10:10</w:t>
-        </w:r>
-      </w:hyperlink>
+      <w:r>
+        <w:rPr>
+          <w:lang w:val="en_US" w:bidi="en_US"/>
+        </w:rPr>
+        <w:t>10:10</w:t>
+      </w:r>
       <w:r>
         <w:rPr>
           <w:lang w:val="en_US" w:bidi="en_US"/>
         </w:rPr>
         <w:t xml:space="preserve">, </w:t>
       </w:r>
-      <w:hyperlink r:id="rId87">
-        <w:r>
-          <w:rPr>
-            <w:lang w:val="en_US" w:bidi="en_US"/>
-          </w:rPr>
-          <w:rPr>
-            <w:color w:val="0000EE"/>
-            <w:u w:val="single"/>
-          </w:rPr>
-          <w:t>17</w:t>
-        </w:r>
-      </w:hyperlink>
+      <w:r>
+        <w:rPr>
+          <w:lang w:val="en_US" w:bidi="en_US"/>
+        </w:rPr>
+        <w:t>17</w:t>
+      </w:r>
       <w:r>
         <w:rPr>
           <w:lang w:val="en_US" w:bidi="en_US"/>
         </w:rPr>
         <w:t xml:space="preserve">; </w:t>
       </w:r>
-      <w:hyperlink r:id="rId88">
-        <w:r>
-          <w:rPr>
-            <w:lang w:val="en_US" w:bidi="en_US"/>
-          </w:rPr>
-          <w:rPr>
-            <w:color w:val="0000EE"/>
-            <w:u w:val="single"/>
-          </w:rPr>
-          <w:t>2 Chronicles 21:12–15</w:t>
-        </w:r>
-      </w:hyperlink>
+      <w:r>
+        <w:rPr>
+          <w:lang w:val="en_US" w:bidi="en_US"/>
+        </w:rPr>
+        <w:t>2 Chronicles 21:12–15</w:t>
+      </w:r>
       <w:r>
         <w:rPr>
           <w:lang w:val="en_US" w:bidi="en_US"/>
         </w:rPr>
         <w:t xml:space="preserve">; </w:t>
       </w:r>
-      <w:hyperlink r:id="rId73">
-        <w:r>
-          <w:rPr>
-            <w:lang w:val="en_US" w:bidi="en_US"/>
-          </w:rPr>
-          <w:rPr>
-            <w:color w:val="0000EE"/>
-            <w:u w:val="single"/>
-          </w:rPr>
-          <w:t>Malachi 4:5–6</w:t>
-        </w:r>
-      </w:hyperlink>
+      <w:r>
+        <w:rPr>
+          <w:lang w:val="en_US" w:bidi="en_US"/>
+        </w:rPr>
+        <w:t>Malachi 4:5–6</w:t>
+      </w:r>
       <w:r>
         <w:rPr>
           <w:lang w:val="en_US" w:bidi="en_US"/>
         </w:rPr>
         <w:t xml:space="preserve">; </w:t>
       </w:r>
-      <w:hyperlink r:id="rId89">
-        <w:r>
-          <w:rPr>
-            <w:lang w:val="en_US" w:bidi="en_US"/>
-          </w:rPr>
-          <w:rPr>
-            <w:color w:val="0000EE"/>
-            <w:u w:val="single"/>
-          </w:rPr>
-          <w:t>Matthew 11:14</w:t>
-        </w:r>
-      </w:hyperlink>
+      <w:r>
+        <w:rPr>
+          <w:lang w:val="en_US" w:bidi="en_US"/>
+        </w:rPr>
+        <w:t>Matthew 11:14</w:t>
+      </w:r>
       <w:r>
         <w:rPr>
           <w:lang w:val="en_US" w:bidi="en_US"/>
         </w:rPr>
         <w:t xml:space="preserve">; </w:t>
       </w:r>
-      <w:hyperlink r:id="rId90">
-        <w:r>
-          <w:rPr>
-            <w:lang w:val="en_US" w:bidi="en_US"/>
-          </w:rPr>
-          <w:rPr>
-            <w:color w:val="0000EE"/>
-            <w:u w:val="single"/>
-          </w:rPr>
-          <w:t>16:14</w:t>
-        </w:r>
-      </w:hyperlink>
+      <w:r>
+        <w:rPr>
+          <w:lang w:val="en_US" w:bidi="en_US"/>
+        </w:rPr>
+        <w:t>16:14</w:t>
+      </w:r>
       <w:r>
         <w:rPr>
           <w:lang w:val="en_US" w:bidi="en_US"/>
         </w:rPr>
         <w:t xml:space="preserve">; </w:t>
       </w:r>
-      <w:hyperlink r:id="rId91">
-        <w:r>
-          <w:rPr>
-            <w:lang w:val="en_US" w:bidi="en_US"/>
-          </w:rPr>
-          <w:rPr>
-            <w:color w:val="0000EE"/>
-            <w:u w:val="single"/>
-          </w:rPr>
-          <w:t>17:1–13</w:t>
-        </w:r>
-      </w:hyperlink>
+      <w:r>
+        <w:rPr>
+          <w:lang w:val="en_US" w:bidi="en_US"/>
+        </w:rPr>
+        <w:t>17:1–13</w:t>
+      </w:r>
       <w:r>
         <w:rPr>
           <w:lang w:val="en_US" w:bidi="en_US"/>
         </w:rPr>
         <w:t xml:space="preserve">; </w:t>
       </w:r>
-      <w:hyperlink r:id="rId92">
-        <w:r>
-          <w:rPr>
-            <w:lang w:val="en_US" w:bidi="en_US"/>
-          </w:rPr>
-          <w:rPr>
-            <w:color w:val="0000EE"/>
-            <w:u w:val="single"/>
-          </w:rPr>
-          <w:t>27:45–49</w:t>
-        </w:r>
-      </w:hyperlink>
+      <w:r>
+        <w:rPr>
+          <w:lang w:val="en_US" w:bidi="en_US"/>
+        </w:rPr>
+        <w:t>27:45–49</w:t>
+      </w:r>
       <w:r>
         <w:rPr>
           <w:lang w:val="en_US" w:bidi="en_US"/>
         </w:rPr>
         <w:t xml:space="preserve">; </w:t>
       </w:r>
-      <w:hyperlink r:id="rId93">
-        <w:r>
-          <w:rPr>
-            <w:lang w:val="en_US" w:bidi="en_US"/>
-          </w:rPr>
-          <w:rPr>
-            <w:color w:val="0000EE"/>
-            <w:u w:val="single"/>
-          </w:rPr>
-          <w:t>Mark 6:15</w:t>
-        </w:r>
-      </w:hyperlink>
+      <w:r>
+        <w:rPr>
+          <w:lang w:val="en_US" w:bidi="en_US"/>
+        </w:rPr>
+        <w:t>Mark 6:15</w:t>
+      </w:r>
       <w:r>
         <w:rPr>
           <w:lang w:val="en_US" w:bidi="en_US"/>
         </w:rPr>
         <w:t xml:space="preserve">; </w:t>
       </w:r>
-      <w:hyperlink r:id="rId94">
-        <w:r>
-          <w:rPr>
-            <w:lang w:val="en_US" w:bidi="en_US"/>
-          </w:rPr>
-          <w:rPr>
-            <w:color w:val="0000EE"/>
-            <w:u w:val="single"/>
-          </w:rPr>
-          <w:t>8:28</w:t>
-        </w:r>
-      </w:hyperlink>
+      <w:r>
+        <w:rPr>
+          <w:lang w:val="en_US" w:bidi="en_US"/>
+        </w:rPr>
+        <w:t>8:28</w:t>
+      </w:r>
       <w:r>
         <w:rPr>
           <w:lang w:val="en_US" w:bidi="en_US"/>
         </w:rPr>
         <w:t xml:space="preserve">; </w:t>
       </w:r>
-      <w:hyperlink r:id="rId95">
-        <w:r>
-          <w:rPr>
-            <w:lang w:val="en_US" w:bidi="en_US"/>
-          </w:rPr>
-          <w:rPr>
-            <w:color w:val="0000EE"/>
-            <w:u w:val="single"/>
-          </w:rPr>
-          <w:t>9:2–13</w:t>
-        </w:r>
-      </w:hyperlink>
+      <w:r>
+        <w:rPr>
+          <w:lang w:val="en_US" w:bidi="en_US"/>
+        </w:rPr>
+        <w:t>9:2–13</w:t>
+      </w:r>
       <w:r>
         <w:rPr>
           <w:lang w:val="en_US" w:bidi="en_US"/>
         </w:rPr>
         <w:t xml:space="preserve">; </w:t>
       </w:r>
-      <w:hyperlink r:id="rId96">
-        <w:r>
-          <w:rPr>
-            <w:lang w:val="en_US" w:bidi="en_US"/>
-          </w:rPr>
-          <w:rPr>
-            <w:color w:val="0000EE"/>
-            <w:u w:val="single"/>
-          </w:rPr>
-          <w:t>15:33–36</w:t>
-        </w:r>
-      </w:hyperlink>
+      <w:r>
+        <w:rPr>
+          <w:lang w:val="en_US" w:bidi="en_US"/>
+        </w:rPr>
+        <w:t>15:33–36</w:t>
+      </w:r>
       <w:r>
         <w:rPr>
           <w:lang w:val="en_US" w:bidi="en_US"/>
         </w:rPr>
         <w:t xml:space="preserve">; </w:t>
       </w:r>
-      <w:hyperlink r:id="rId76">
-        <w:r>
-          <w:rPr>
-            <w:lang w:val="en_US" w:bidi="en_US"/>
-          </w:rPr>
-          <w:rPr>
-            <w:color w:val="0000EE"/>
-            <w:u w:val="single"/>
-          </w:rPr>
-          <w:t>Luke 1:17</w:t>
-        </w:r>
-      </w:hyperlink>
+      <w:r>
+        <w:rPr>
+          <w:lang w:val="en_US" w:bidi="en_US"/>
+        </w:rPr>
+        <w:t>Luke 1:17</w:t>
+      </w:r>
       <w:r>
         <w:rPr>
           <w:lang w:val="en_US" w:bidi="en_US"/>
         </w:rPr>
         <w:t xml:space="preserve">; </w:t>
       </w:r>
-      <w:hyperlink r:id="rId97">
-        <w:r>
-          <w:rPr>
-            <w:lang w:val="en_US" w:bidi="en_US"/>
-          </w:rPr>
-          <w:rPr>
-            <w:color w:val="0000EE"/>
-            <w:u w:val="single"/>
-          </w:rPr>
-          <w:t>4:26</w:t>
-        </w:r>
-      </w:hyperlink>
+      <w:r>
+        <w:rPr>
+          <w:lang w:val="en_US" w:bidi="en_US"/>
+        </w:rPr>
+        <w:t>4:26</w:t>
+      </w:r>
       <w:r>
         <w:rPr>
           <w:lang w:val="en_US" w:bidi="en_US"/>
         </w:rPr>
         <w:t xml:space="preserve">; </w:t>
       </w:r>
-      <w:hyperlink r:id="rId98">
-        <w:r>
-          <w:rPr>
-            <w:lang w:val="en_US" w:bidi="en_US"/>
-          </w:rPr>
-          <w:rPr>
-            <w:color w:val="0000EE"/>
-            <w:u w:val="single"/>
-          </w:rPr>
-          <w:t>9:28–36</w:t>
-        </w:r>
-      </w:hyperlink>
+      <w:r>
+        <w:rPr>
+          <w:lang w:val="en_US" w:bidi="en_US"/>
+        </w:rPr>
+        <w:t>9:28–36</w:t>
+      </w:r>
       <w:r>
         <w:rPr>
           <w:lang w:val="en_US" w:bidi="en_US"/>
         </w:rPr>
         <w:t xml:space="preserve">; </w:t>
       </w:r>
-      <w:hyperlink r:id="rId99">
-        <w:r>
-          <w:rPr>
-            <w:lang w:val="en_US" w:bidi="en_US"/>
-          </w:rPr>
-          <w:rPr>
-            <w:color w:val="0000EE"/>
-            <w:u w:val="single"/>
-          </w:rPr>
-          <w:t>John 1:19–28</w:t>
-        </w:r>
-      </w:hyperlink>
+      <w:r>
+        <w:rPr>
+          <w:lang w:val="en_US" w:bidi="en_US"/>
+        </w:rPr>
+        <w:t>John 1:19–28</w:t>
+      </w:r>
       <w:r>
         <w:rPr>
           <w:lang w:val="en_US" w:bidi="en_US"/>
         </w:rPr>
         <w:t xml:space="preserve">; </w:t>
       </w:r>
-      <w:hyperlink r:id="rId100">
-        <w:r>
-          <w:rPr>
-            <w:lang w:val="en_US" w:bidi="en_US"/>
-          </w:rPr>
-          <w:rPr>
-            <w:color w:val="0000EE"/>
-            <w:u w:val="single"/>
-          </w:rPr>
-          <w:t>Romans 11:1–6</w:t>
-        </w:r>
-      </w:hyperlink>
+      <w:r>
+        <w:rPr>
+          <w:lang w:val="en_US" w:bidi="en_US"/>
+        </w:rPr>
+        <w:t>Romans 11:1–6</w:t>
+      </w:r>
       <w:r>
         <w:rPr>
           <w:lang w:val="en_US" w:bidi="en_US"/>
         </w:rPr>
         <w:t xml:space="preserve">; </w:t>
       </w:r>
-      <w:hyperlink r:id="rId101">
-        <w:r>
-          <w:rPr>
-            <w:lang w:val="en_US" w:bidi="en_US"/>
-          </w:rPr>
-          <w:rPr>
-            <w:color w:val="0000EE"/>
-            <w:u w:val="single"/>
-          </w:rPr>
-          <w:t>James 5:17</w:t>
-        </w:r>
-      </w:hyperlink>
+      <w:r>
+        <w:rPr>
+          <w:lang w:val="en_US" w:bidi="en_US"/>
+        </w:rPr>
+        <w:t>James 5:17</w:t>
+      </w:r>
       <w:r>
         <w:rPr>
           <w:lang w:val="en_US" w:bidi="en_US"/>
@@ -2531,36 +1943,24 @@
         </w:rPr>
         <w:t>Elisha began his work as a follower of Elijah and was chosen by God to replace him (</w:t>
       </w:r>
-      <w:hyperlink r:id="rId102">
-        <w:r>
-          <w:rPr>
-            <w:lang w:val="en_US" w:bidi="en_US"/>
-          </w:rPr>
-          <w:rPr>
-            <w:color w:val="0000EE"/>
-            <w:u w:val="single"/>
-          </w:rPr>
-          <w:t>1 Kings 19:15–21</w:t>
-        </w:r>
-      </w:hyperlink>
+      <w:r>
+        <w:rPr>
+          <w:lang w:val="en_US" w:bidi="en_US"/>
+        </w:rPr>
+        <w:t>1 Kings 19:15–21</w:t>
+      </w:r>
       <w:r>
         <w:rPr>
           <w:lang w:val="en_US" w:bidi="en_US"/>
         </w:rPr>
         <w:t xml:space="preserve">; </w:t>
       </w:r>
-      <w:hyperlink r:id="rId103">
-        <w:r>
-          <w:rPr>
-            <w:lang w:val="en_US" w:bidi="en_US"/>
-          </w:rPr>
-          <w:rPr>
-            <w:color w:val="0000EE"/>
-            <w:u w:val="single"/>
-          </w:rPr>
-          <w:t>2 Kings 2:1–18</w:t>
-        </w:r>
-      </w:hyperlink>
+      <w:r>
+        <w:rPr>
+          <w:lang w:val="en_US" w:bidi="en_US"/>
+        </w:rPr>
+        <w:t>2 Kings 2:1–18</w:t>
+      </w:r>
       <w:r>
         <w:rPr>
           <w:lang w:val="en_US" w:bidi="en_US"/>
@@ -2581,54 +1981,36 @@
         </w:rPr>
         <w:t>Elisha’s miracles often involved water. He made the bad water of a spring near Jericho clean and made an ax head float (</w:t>
       </w:r>
-      <w:hyperlink r:id="rId104">
-        <w:r>
-          <w:rPr>
-            <w:lang w:val="en_US" w:bidi="en_US"/>
-          </w:rPr>
-          <w:rPr>
-            <w:color w:val="0000EE"/>
-            <w:u w:val="single"/>
-          </w:rPr>
-          <w:t>2 Kings 2:19–22</w:t>
-        </w:r>
-      </w:hyperlink>
+      <w:r>
+        <w:rPr>
+          <w:lang w:val="en_US" w:bidi="en_US"/>
+        </w:rPr>
+        <w:t>2 Kings 2:19–22</w:t>
+      </w:r>
       <w:r>
         <w:rPr>
           <w:lang w:val="en_US" w:bidi="en_US"/>
         </w:rPr>
         <w:t xml:space="preserve">; </w:t>
       </w:r>
-      <w:hyperlink r:id="rId105">
-        <w:r>
-          <w:rPr>
-            <w:lang w:val="en_US" w:bidi="en_US"/>
-          </w:rPr>
-          <w:rPr>
-            <w:color w:val="0000EE"/>
-            <w:u w:val="single"/>
-          </w:rPr>
-          <w:t>6:1–7</w:t>
-        </w:r>
-      </w:hyperlink>
+      <w:r>
+        <w:rPr>
+          <w:lang w:val="en_US" w:bidi="en_US"/>
+        </w:rPr>
+        <w:t>6:1–7</w:t>
+      </w:r>
       <w:r>
         <w:rPr>
           <w:lang w:val="en_US" w:bidi="en_US"/>
         </w:rPr>
         <w:t>). When King Joram ran out of water in enemy territory, Elisha accurately predicted that plenty of water would appear (</w:t>
       </w:r>
-      <w:hyperlink r:id="rId106">
-        <w:r>
-          <w:rPr>
-            <w:lang w:val="en_US" w:bidi="en_US"/>
-          </w:rPr>
-          <w:rPr>
-            <w:color w:val="0000EE"/>
-            <w:u w:val="single"/>
-          </w:rPr>
-          <w:t>2 Kings 3:4–20</w:t>
-        </w:r>
-      </w:hyperlink>
+      <w:r>
+        <w:rPr>
+          <w:lang w:val="en_US" w:bidi="en_US"/>
+        </w:rPr>
+        <w:t>2 Kings 3:4–20</w:t>
+      </w:r>
       <w:r>
         <w:rPr>
           <w:lang w:val="en_US" w:bidi="en_US"/>
@@ -2649,72 +2031,48 @@
         </w:rPr>
         <w:t>Elisha showed God's power by helping people in real ways. He helped a poor woman by miraculously filling her jars with olive oil (</w:t>
       </w:r>
-      <w:hyperlink r:id="rId107">
-        <w:r>
-          <w:rPr>
-            <w:lang w:val="en_US" w:bidi="en_US"/>
-          </w:rPr>
-          <w:rPr>
-            <w:color w:val="0000EE"/>
-            <w:u w:val="single"/>
-          </w:rPr>
-          <w:t>2 Kings 4:1–7</w:t>
-        </w:r>
-      </w:hyperlink>
+      <w:r>
+        <w:rPr>
+          <w:lang w:val="en_US" w:bidi="en_US"/>
+        </w:rPr>
+        <w:t>2 Kings 4:1–7</w:t>
+      </w:r>
       <w:r>
         <w:rPr>
           <w:lang w:val="en_US" w:bidi="en_US"/>
         </w:rPr>
         <w:t>). He told a woman from Shunem she would have a son and later brought her son back to life (</w:t>
       </w:r>
-      <w:hyperlink r:id="rId108">
-        <w:r>
-          <w:rPr>
-            <w:lang w:val="en_US" w:bidi="en_US"/>
-          </w:rPr>
-          <w:rPr>
-            <w:color w:val="0000EE"/>
-            <w:u w:val="single"/>
-          </w:rPr>
-          <w:t>2 Kings 4:8–37</w:t>
-        </w:r>
-      </w:hyperlink>
+      <w:r>
+        <w:rPr>
+          <w:lang w:val="en_US" w:bidi="en_US"/>
+        </w:rPr>
+        <w:t>2 Kings 4:8–37</w:t>
+      </w:r>
       <w:r>
         <w:rPr>
           <w:lang w:val="en_US" w:bidi="en_US"/>
         </w:rPr>
         <w:t>). He healed an Aramean general named Naaman of leprosy (</w:t>
       </w:r>
-      <w:hyperlink r:id="rId109">
-        <w:r>
-          <w:rPr>
-            <w:lang w:val="en_US" w:bidi="en_US"/>
-          </w:rPr>
-          <w:rPr>
-            <w:color w:val="0000EE"/>
-            <w:u w:val="single"/>
-          </w:rPr>
-          <w:t>2 Kings 5:1–19</w:t>
-        </w:r>
-      </w:hyperlink>
+      <w:r>
+        <w:rPr>
+          <w:lang w:val="en_US" w:bidi="en_US"/>
+        </w:rPr>
+        <w:t>2 Kings 5:1–19</w:t>
+      </w:r>
       <w:r>
         <w:rPr>
           <w:lang w:val="en_US" w:bidi="en_US"/>
         </w:rPr>
         <w:t>). He also provided food for those in need (</w:t>
       </w:r>
-      <w:hyperlink r:id="rId110">
-        <w:r>
-          <w:rPr>
-            <w:lang w:val="en_US" w:bidi="en_US"/>
-          </w:rPr>
-          <w:rPr>
-            <w:color w:val="0000EE"/>
-            <w:u w:val="single"/>
-          </w:rPr>
-          <w:t>2 Kings 4:38–44</w:t>
-        </w:r>
-      </w:hyperlink>
+      <w:r>
+        <w:rPr>
+          <w:lang w:val="en_US" w:bidi="en_US"/>
+        </w:rPr>
+        <w:t>2 Kings 4:38–44</w:t>
+      </w:r>
       <w:r>
         <w:rPr>
           <w:lang w:val="en_US" w:bidi="en_US"/>
@@ -2735,54 +2093,36 @@
         </w:rPr>
         <w:t>Elisha played a role in God's plan to judge the northern kingdom. He anointed Jehu of Israel and Hazael of Aram (</w:t>
       </w:r>
-      <w:hyperlink r:id="rId111">
-        <w:r>
-          <w:rPr>
-            <w:lang w:val="en_US" w:bidi="en_US"/>
-          </w:rPr>
-          <w:rPr>
-            <w:color w:val="0000EE"/>
-            <w:u w:val="single"/>
-          </w:rPr>
-          <w:t>2 Kings 8:7–15</w:t>
-        </w:r>
-      </w:hyperlink>
+      <w:r>
+        <w:rPr>
+          <w:lang w:val="en_US" w:bidi="en_US"/>
+        </w:rPr>
+        <w:t>2 Kings 8:7–15</w:t>
+      </w:r>
       <w:r>
         <w:rPr>
           <w:lang w:val="en_US" w:bidi="en_US"/>
         </w:rPr>
         <w:t xml:space="preserve">; </w:t>
       </w:r>
-      <w:hyperlink r:id="rId112">
-        <w:r>
-          <w:rPr>
-            <w:lang w:val="en_US" w:bidi="en_US"/>
-          </w:rPr>
-          <w:rPr>
-            <w:color w:val="0000EE"/>
-            <w:u w:val="single"/>
-          </w:rPr>
-          <w:t>9:1–13</w:t>
-        </w:r>
-      </w:hyperlink>
+      <w:r>
+        <w:rPr>
+          <w:lang w:val="en_US" w:bidi="en_US"/>
+        </w:rPr>
+        <w:t>9:1–13</w:t>
+      </w:r>
       <w:r>
         <w:rPr>
           <w:lang w:val="en_US" w:bidi="en_US"/>
         </w:rPr>
         <w:t xml:space="preserve">). He poured sacred oil on their heads to show God had chosen them. They violently ended the rule of Israel's leaders who promoted Baal worship (see </w:t>
       </w:r>
-      <w:hyperlink r:id="rId113">
-        <w:r>
-          <w:rPr>
-            <w:lang w:val="en_US" w:bidi="en_US"/>
-          </w:rPr>
-          <w:rPr>
-            <w:color w:val="0000EE"/>
-            <w:u w:val="single"/>
-          </w:rPr>
-          <w:t>1 Kings 19:15–18</w:t>
-        </w:r>
-      </w:hyperlink>
+      <w:r>
+        <w:rPr>
+          <w:lang w:val="en_US" w:bidi="en_US"/>
+        </w:rPr>
+        <w:t>1 Kings 19:15–18</w:t>
+      </w:r>
       <w:r>
         <w:rPr>
           <w:lang w:val="en_US" w:bidi="en_US"/>
@@ -2821,18 +2161,12 @@
         </w:rPr>
         <w:t>healed people with leprosy (</w:t>
       </w:r>
-      <w:hyperlink r:id="rId114">
-        <w:r>
-          <w:rPr>
-            <w:lang w:val="en_US" w:bidi="en_US"/>
-          </w:rPr>
-          <w:rPr>
-            <w:color w:val="0000EE"/>
-            <w:u w:val="single"/>
-          </w:rPr>
-          <w:t>Matthew 8:1–4</w:t>
-        </w:r>
-      </w:hyperlink>
+      <w:r>
+        <w:rPr>
+          <w:lang w:val="en_US" w:bidi="en_US"/>
+        </w:rPr>
+        <w:t>Matthew 8:1–4</w:t>
+      </w:r>
       <w:r>
         <w:rPr>
           <w:lang w:val="en_US" w:bidi="en_US"/>
@@ -2857,54 +2191,36 @@
         </w:rPr>
         <w:t>brought the dead back to life (</w:t>
       </w:r>
-      <w:hyperlink r:id="rId115">
-        <w:r>
-          <w:rPr>
-            <w:lang w:val="en_US" w:bidi="en_US"/>
-          </w:rPr>
-          <w:rPr>
-            <w:color w:val="0000EE"/>
-            <w:u w:val="single"/>
-          </w:rPr>
-          <w:t>Mark 5:21–43</w:t>
-        </w:r>
-      </w:hyperlink>
+      <w:r>
+        <w:rPr>
+          <w:lang w:val="en_US" w:bidi="en_US"/>
+        </w:rPr>
+        <w:t>Mark 5:21–43</w:t>
+      </w:r>
       <w:r>
         <w:rPr>
           <w:lang w:val="en_US" w:bidi="en_US"/>
         </w:rPr>
         <w:t xml:space="preserve">; </w:t>
       </w:r>
-      <w:hyperlink r:id="rId116">
-        <w:r>
-          <w:rPr>
-            <w:lang w:val="en_US" w:bidi="en_US"/>
-          </w:rPr>
-          <w:rPr>
-            <w:color w:val="0000EE"/>
-            <w:u w:val="single"/>
-          </w:rPr>
-          <w:t>Luke 7:11–17</w:t>
-        </w:r>
-      </w:hyperlink>
+      <w:r>
+        <w:rPr>
+          <w:lang w:val="en_US" w:bidi="en_US"/>
+        </w:rPr>
+        <w:t>Luke 7:11–17</w:t>
+      </w:r>
       <w:r>
         <w:rPr>
           <w:lang w:val="en_US" w:bidi="en_US"/>
         </w:rPr>
         <w:t xml:space="preserve">; </w:t>
       </w:r>
-      <w:hyperlink r:id="rId117">
-        <w:r>
-          <w:rPr>
-            <w:lang w:val="en_US" w:bidi="en_US"/>
-          </w:rPr>
-          <w:rPr>
-            <w:color w:val="0000EE"/>
-            <w:u w:val="single"/>
-          </w:rPr>
-          <w:t>John 11:1–44</w:t>
-        </w:r>
-      </w:hyperlink>
+      <w:r>
+        <w:rPr>
+          <w:lang w:val="en_US" w:bidi="en_US"/>
+        </w:rPr>
+        <w:t>John 11:1–44</w:t>
+      </w:r>
       <w:r>
         <w:rPr>
           <w:lang w:val="en_US" w:bidi="en_US"/>
@@ -2929,36 +2245,24 @@
         </w:rPr>
         <w:t>provided food in miraculous ways (</w:t>
       </w:r>
-      <w:hyperlink r:id="rId118">
-        <w:r>
-          <w:rPr>
-            <w:lang w:val="en_US" w:bidi="en_US"/>
-          </w:rPr>
-          <w:rPr>
-            <w:color w:val="0000EE"/>
-            <w:u w:val="single"/>
-          </w:rPr>
-          <w:t>Matthew 14:13–21</w:t>
-        </w:r>
-      </w:hyperlink>
+      <w:r>
+        <w:rPr>
+          <w:lang w:val="en_US" w:bidi="en_US"/>
+        </w:rPr>
+        <w:t>Matthew 14:13–21</w:t>
+      </w:r>
       <w:r>
         <w:rPr>
           <w:lang w:val="en_US" w:bidi="en_US"/>
         </w:rPr>
         <w:t xml:space="preserve">; </w:t>
       </w:r>
-      <w:hyperlink r:id="rId119">
-        <w:r>
-          <w:rPr>
-            <w:lang w:val="en_US" w:bidi="en_US"/>
-          </w:rPr>
-          <w:rPr>
-            <w:color w:val="0000EE"/>
-            <w:u w:val="single"/>
-          </w:rPr>
-          <w:t>15:32–38</w:t>
-        </w:r>
-      </w:hyperlink>
+      <w:r>
+        <w:rPr>
+          <w:lang w:val="en_US" w:bidi="en_US"/>
+        </w:rPr>
+        <w:t>15:32–38</w:t>
+      </w:r>
       <w:r>
         <w:rPr>
           <w:lang w:val="en_US" w:bidi="en_US"/>
@@ -2979,18 +2283,12 @@
         </w:rPr>
         <w:t>Jesus spoke about healing Naaman to show that God's mercy extends beyond Israelites to Gentiles (</w:t>
       </w:r>
-      <w:hyperlink r:id="rId120">
-        <w:r>
-          <w:rPr>
-            <w:lang w:val="en_US" w:bidi="en_US"/>
-          </w:rPr>
-          <w:rPr>
-            <w:color w:val="0000EE"/>
-            <w:u w:val="single"/>
-          </w:rPr>
-          <w:t>Luke 4:27</w:t>
-        </w:r>
-      </w:hyperlink>
+      <w:r>
+        <w:rPr>
+          <w:lang w:val="en_US" w:bidi="en_US"/>
+        </w:rPr>
+        <w:t>Luke 4:27</w:t>
+      </w:r>
       <w:r>
         <w:rPr>
           <w:lang w:val="en_US" w:bidi="en_US"/>
@@ -3020,72 +2318,48 @@
           <w:lang w:val="en_US" w:bidi="en_US"/>
         </w:rPr>
       </w:r>
-      <w:hyperlink r:id="rId102">
-        <w:r>
-          <w:rPr>
-            <w:lang w:val="en_US" w:bidi="en_US"/>
-          </w:rPr>
-          <w:rPr>
-            <w:color w:val="0000EE"/>
-            <w:u w:val="single"/>
-          </w:rPr>
-          <w:t>1 Kings 19:15–21</w:t>
-        </w:r>
-      </w:hyperlink>
+      <w:r>
+        <w:rPr>
+          <w:lang w:val="en_US" w:bidi="en_US"/>
+        </w:rPr>
+        <w:t>1 Kings 19:15–21</w:t>
+      </w:r>
       <w:r>
         <w:rPr>
           <w:lang w:val="en_US" w:bidi="en_US"/>
         </w:rPr>
         <w:t xml:space="preserve">; </w:t>
       </w:r>
-      <w:hyperlink r:id="rId71">
-        <w:r>
-          <w:rPr>
-            <w:lang w:val="en_US" w:bidi="en_US"/>
-          </w:rPr>
-          <w:rPr>
-            <w:color w:val="0000EE"/>
-            <w:u w:val="single"/>
-          </w:rPr>
-          <w:t>2 Kings 2:1–9:13</w:t>
-        </w:r>
-      </w:hyperlink>
+      <w:r>
+        <w:rPr>
+          <w:lang w:val="en_US" w:bidi="en_US"/>
+        </w:rPr>
+        <w:t>2 Kings 2:1–9:13</w:t>
+      </w:r>
       <w:r>
         <w:rPr>
           <w:lang w:val="en_US" w:bidi="en_US"/>
         </w:rPr>
         <w:t xml:space="preserve">; </w:t>
       </w:r>
-      <w:hyperlink r:id="rId121">
-        <w:r>
-          <w:rPr>
-            <w:lang w:val="en_US" w:bidi="en_US"/>
-          </w:rPr>
-          <w:rPr>
-            <w:color w:val="0000EE"/>
-            <w:u w:val="single"/>
-          </w:rPr>
-          <w:t>13:14–21</w:t>
-        </w:r>
-      </w:hyperlink>
+      <w:r>
+        <w:rPr>
+          <w:lang w:val="en_US" w:bidi="en_US"/>
+        </w:rPr>
+        <w:t>13:14–21</w:t>
+      </w:r>
       <w:r>
         <w:rPr>
           <w:lang w:val="en_US" w:bidi="en_US"/>
         </w:rPr>
         <w:t xml:space="preserve">; </w:t>
       </w:r>
-      <w:hyperlink r:id="rId120">
-        <w:r>
-          <w:rPr>
-            <w:lang w:val="en_US" w:bidi="en_US"/>
-          </w:rPr>
-          <w:rPr>
-            <w:color w:val="0000EE"/>
-            <w:u w:val="single"/>
-          </w:rPr>
-          <w:t>Luke 4:27</w:t>
-        </w:r>
-      </w:hyperlink>
+      <w:r>
+        <w:rPr>
+          <w:lang w:val="en_US" w:bidi="en_US"/>
+        </w:rPr>
+        <w:t>Luke 4:27</w:t>
+      </w:r>
       <w:r>
         <w:rPr>
           <w:lang w:val="en_US" w:bidi="en_US"/>
@@ -3134,18 +2408,12 @@
         </w:rPr>
         <w:t>Ephesus was at the crossroads of major trade routes, both north-south and east-west. It was famous as the "guardian" of the temple of Artemis (</w:t>
       </w:r>
-      <w:hyperlink r:id="rId122">
-        <w:r>
-          <w:rPr>
-            <w:lang w:val="en_US" w:bidi="en_US"/>
-          </w:rPr>
-          <w:rPr>
-            <w:color w:val="0000EE"/>
-            <w:u w:val="single"/>
-          </w:rPr>
-          <w:t>Acts 19:35</w:t>
-        </w:r>
-      </w:hyperlink>
+      <w:r>
+        <w:rPr>
+          <w:lang w:val="en_US" w:bidi="en_US"/>
+        </w:rPr>
+        <w:t>Acts 19:35</w:t>
+      </w:r>
       <w:r>
         <w:rPr>
           <w:lang w:val="en_US" w:bidi="en_US"/>
@@ -3194,54 +2462,36 @@
         </w:rPr>
         <w:t>When Paul arrived on his third missionary journey in AD 53, Ephesus had been a city for over a thousand years (</w:t>
       </w:r>
-      <w:hyperlink r:id="rId123">
-        <w:r>
-          <w:rPr>
-            <w:lang w:val="en_US" w:bidi="en_US"/>
-          </w:rPr>
-          <w:rPr>
-            <w:color w:val="0000EE"/>
-            <w:u w:val="single"/>
-          </w:rPr>
-          <w:t>Acts 19</w:t>
-        </w:r>
-      </w:hyperlink>
+      <w:r>
+        <w:rPr>
+          <w:lang w:val="en_US" w:bidi="en_US"/>
+        </w:rPr>
+        <w:t>Acts 19</w:t>
+      </w:r>
       <w:r>
         <w:rPr>
           <w:lang w:val="en_US" w:bidi="en_US"/>
         </w:rPr>
         <w:t>). The people were deeply devoted to their patron goddess and her temple. As more people accepted Paul's message, this reduced business for those who made and sold statues of Artemis. This made them angry, and they started a riot that almost killed Paul (</w:t>
       </w:r>
-      <w:hyperlink r:id="rId124">
-        <w:r>
-          <w:rPr>
-            <w:lang w:val="en_US" w:bidi="en_US"/>
-          </w:rPr>
-          <w:rPr>
-            <w:color w:val="0000EE"/>
-            <w:u w:val="single"/>
-          </w:rPr>
-          <w:t>Acts 19:24</w:t>
-        </w:r>
-      </w:hyperlink>
+      <w:r>
+        <w:rPr>
+          <w:lang w:val="en_US" w:bidi="en_US"/>
+        </w:rPr>
+        <w:t>Acts 19:24</w:t>
+      </w:r>
       <w:r>
         <w:rPr>
           <w:lang w:val="en_US" w:bidi="en_US"/>
         </w:rPr>
         <w:t xml:space="preserve">, </w:t>
       </w:r>
-      <w:hyperlink r:id="rId125">
-        <w:r>
-          <w:rPr>
-            <w:lang w:val="en_US" w:bidi="en_US"/>
-          </w:rPr>
-          <w:rPr>
-            <w:color w:val="0000EE"/>
-            <w:u w:val="single"/>
-          </w:rPr>
-          <w:t>28–31</w:t>
-        </w:r>
-      </w:hyperlink>
+      <w:r>
+        <w:rPr>
+          <w:lang w:val="en_US" w:bidi="en_US"/>
+        </w:rPr>
+        <w:t>28–31</w:t>
+      </w:r>
       <w:r>
         <w:rPr>
           <w:lang w:val="en_US" w:bidi="en_US"/>
@@ -3274,18 +2524,12 @@
         </w:rPr>
         <w:t>, “Setting”). However, Paul warned the Ephesian church leaders about the threat of false teachers (</w:t>
       </w:r>
-      <w:hyperlink r:id="rId126">
-        <w:r>
-          <w:rPr>
-            <w:lang w:val="en_US" w:bidi="en_US"/>
-          </w:rPr>
-          <w:rPr>
-            <w:color w:val="0000EE"/>
-            <w:u w:val="single"/>
-          </w:rPr>
-          <w:t>Acts 20:29–31</w:t>
-        </w:r>
-      </w:hyperlink>
+      <w:r>
+        <w:rPr>
+          <w:lang w:val="en_US" w:bidi="en_US"/>
+        </w:rPr>
+        <w:t>Acts 20:29–31</w:t>
+      </w:r>
       <w:r>
         <w:rPr>
           <w:lang w:val="en_US" w:bidi="en_US"/>
@@ -3306,54 +2550,36 @@
         </w:rPr>
         <w:t>The apostle John likely settled in Ephesus around AD 70. From there, he was exiled to the island of Patmos (</w:t>
       </w:r>
-      <w:hyperlink r:id="rId127">
-        <w:r>
-          <w:rPr>
-            <w:lang w:val="en_US" w:bidi="en_US"/>
-          </w:rPr>
-          <w:rPr>
-            <w:color w:val="0000EE"/>
-            <w:u w:val="single"/>
-          </w:rPr>
-          <w:t>Revelation 1:9</w:t>
-        </w:r>
-      </w:hyperlink>
+      <w:r>
+        <w:rPr>
+          <w:lang w:val="en_US" w:bidi="en_US"/>
+        </w:rPr>
+        <w:t>Revelation 1:9</w:t>
+      </w:r>
       <w:r>
         <w:rPr>
           <w:lang w:val="en_US" w:bidi="en_US"/>
         </w:rPr>
         <w:t>). John likely wrote Revelation while living on Patmos, probably in the AD 90s. By then, the Christian community's love and good works, praised in the letter to the Ephesians, had mostly faded (</w:t>
       </w:r>
-      <w:hyperlink r:id="rId128">
-        <w:r>
-          <w:rPr>
-            <w:lang w:val="en_US" w:bidi="en_US"/>
-          </w:rPr>
-          <w:rPr>
-            <w:color w:val="0000EE"/>
-            <w:u w:val="single"/>
-          </w:rPr>
-          <w:t>Revelation 2:4</w:t>
-        </w:r>
-      </w:hyperlink>
+      <w:r>
+        <w:rPr>
+          <w:lang w:val="en_US" w:bidi="en_US"/>
+        </w:rPr>
+        <w:t>Revelation 2:4</w:t>
+      </w:r>
       <w:r>
         <w:rPr>
           <w:lang w:val="en_US" w:bidi="en_US"/>
         </w:rPr>
         <w:t xml:space="preserve">). IAccording to the early Christian writer Irenaeus, John came back to Ephesus after his time on Patmos. He lived there until his death, which happened during the time when Trajan was emperor from AD 98 to 117. Tradition says that Mary, the mother of Jesus, also spent her final days in Ephesus under John's care (see </w:t>
       </w:r>
-      <w:hyperlink r:id="rId129">
-        <w:r>
-          <w:rPr>
-            <w:lang w:val="en_US" w:bidi="en_US"/>
-          </w:rPr>
-          <w:rPr>
-            <w:color w:val="0000EE"/>
-            <w:u w:val="single"/>
-          </w:rPr>
-          <w:t>John 19:25–27</w:t>
-        </w:r>
-      </w:hyperlink>
+      <w:r>
+        <w:rPr>
+          <w:lang w:val="en_US" w:bidi="en_US"/>
+        </w:rPr>
+        <w:t>John 19:25–27</w:t>
+      </w:r>
       <w:r>
         <w:rPr>
           <w:lang w:val="en_US" w:bidi="en_US"/>
@@ -3398,18 +2624,12 @@
         </w:rPr>
         <w:t>" (</w:t>
       </w:r>
-      <w:hyperlink r:id="rId130">
-        <w:r>
-          <w:rPr>
-            <w:lang w:val="en_US" w:bidi="en_US"/>
-          </w:rPr>
-          <w:rPr>
-            <w:color w:val="0000EE"/>
-            <w:u w:val="single"/>
-          </w:rPr>
-          <w:t>Acts 19:26</w:t>
-        </w:r>
-      </w:hyperlink>
+      <w:r>
+        <w:rPr>
+          <w:lang w:val="en_US" w:bidi="en_US"/>
+        </w:rPr>
+        <w:t>Acts 19:26</w:t>
+      </w:r>
       <w:r>
         <w:rPr>
           <w:lang w:val="en_US" w:bidi="en_US"/>
@@ -3439,72 +2659,48 @@
           <w:lang w:val="en_US" w:bidi="en_US"/>
         </w:rPr>
       </w:r>
-      <w:hyperlink r:id="rId131">
-        <w:r>
-          <w:rPr>
-            <w:lang w:val="en_US" w:bidi="en_US"/>
-          </w:rPr>
-          <w:rPr>
-            <w:color w:val="0000EE"/>
-            <w:u w:val="single"/>
-          </w:rPr>
-          <w:t>Acts 18:19–19:41</w:t>
-        </w:r>
-      </w:hyperlink>
+      <w:r>
+        <w:rPr>
+          <w:lang w:val="en_US" w:bidi="en_US"/>
+        </w:rPr>
+        <w:t>Acts 18:19–19:41</w:t>
+      </w:r>
       <w:r>
         <w:rPr>
           <w:lang w:val="en_US" w:bidi="en_US"/>
         </w:rPr>
         <w:t xml:space="preserve">; </w:t>
       </w:r>
-      <w:hyperlink r:id="rId132">
-        <w:r>
-          <w:rPr>
-            <w:lang w:val="en_US" w:bidi="en_US"/>
-          </w:rPr>
-          <w:rPr>
-            <w:color w:val="0000EE"/>
-            <w:u w:val="single"/>
-          </w:rPr>
-          <w:t>20:16–38</w:t>
-        </w:r>
-      </w:hyperlink>
+      <w:r>
+        <w:rPr>
+          <w:lang w:val="en_US" w:bidi="en_US"/>
+        </w:rPr>
+        <w:t>20:16–38</w:t>
+      </w:r>
       <w:r>
         <w:rPr>
           <w:lang w:val="en_US" w:bidi="en_US"/>
         </w:rPr>
         <w:t xml:space="preserve">; </w:t>
       </w:r>
-      <w:hyperlink r:id="rId133">
-        <w:r>
-          <w:rPr>
-            <w:lang w:val="en_US" w:bidi="en_US"/>
-          </w:rPr>
-          <w:rPr>
-            <w:color w:val="0000EE"/>
-            <w:u w:val="single"/>
-          </w:rPr>
-          <w:t>Ephesians 1:1</w:t>
-        </w:r>
-      </w:hyperlink>
+      <w:r>
+        <w:rPr>
+          <w:lang w:val="en_US" w:bidi="en_US"/>
+        </w:rPr>
+        <w:t>Ephesians 1:1</w:t>
+      </w:r>
       <w:r>
         <w:rPr>
           <w:lang w:val="en_US" w:bidi="en_US"/>
         </w:rPr>
         <w:t xml:space="preserve">; </w:t>
       </w:r>
-      <w:hyperlink r:id="rId134">
-        <w:r>
-          <w:rPr>
-            <w:lang w:val="en_US" w:bidi="en_US"/>
-          </w:rPr>
-          <w:rPr>
-            <w:color w:val="0000EE"/>
-            <w:u w:val="single"/>
-          </w:rPr>
-          <w:t>Revelation 2:1–7</w:t>
-        </w:r>
-      </w:hyperlink>
+      <w:r>
+        <w:rPr>
+          <w:lang w:val="en_US" w:bidi="en_US"/>
+        </w:rPr>
+        <w:t>Revelation 2:1–7</w:t>
+      </w:r>
       <w:r>
         <w:rPr>
           <w:lang w:val="en_US" w:bidi="en_US"/>
@@ -3553,18 +2749,12 @@
         </w:rPr>
         <w:t>Esau was the son of Isaac and Rebekah and Jacob's older twin brother (</w:t>
       </w:r>
-      <w:hyperlink r:id="rId135">
-        <w:r>
-          <w:rPr>
-            <w:lang w:val="en_US" w:bidi="en_US"/>
-          </w:rPr>
-          <w:rPr>
-            <w:color w:val="0000EE"/>
-            <w:u w:val="single"/>
-          </w:rPr>
-          <w:t>Genesis 25:24–26</w:t>
-        </w:r>
-      </w:hyperlink>
+      <w:r>
+        <w:rPr>
+          <w:lang w:val="en_US" w:bidi="en_US"/>
+        </w:rPr>
+        <w:t>Genesis 25:24–26</w:t>
+      </w:r>
       <w:r>
         <w:rPr>
           <w:lang w:val="en_US" w:bidi="en_US"/>
@@ -3589,18 +2779,12 @@
         </w:rPr>
         <w:t>Esau's reddish color at birth (</w:t>
       </w:r>
-      <w:hyperlink r:id="rId136">
-        <w:r>
-          <w:rPr>
-            <w:lang w:val="en_US" w:bidi="en_US"/>
-          </w:rPr>
-          <w:rPr>
-            <w:color w:val="0000EE"/>
-            <w:u w:val="single"/>
-          </w:rPr>
-          <w:t>Genesis 25:25</w:t>
-        </w:r>
-      </w:hyperlink>
+      <w:r>
+        <w:rPr>
+          <w:lang w:val="en_US" w:bidi="en_US"/>
+        </w:rPr>
+        <w:t>Genesis 25:25</w:t>
+      </w:r>
       <w:r>
         <w:rPr>
           <w:lang w:val="en_US" w:bidi="en_US"/>
@@ -3625,18 +2809,12 @@
         </w:rPr>
         <w:t>The red lentil stew he got from Jacob (</w:t>
       </w:r>
-      <w:hyperlink r:id="rId137">
-        <w:r>
-          <w:rPr>
-            <w:lang w:val="en_US" w:bidi="en_US"/>
-          </w:rPr>
-          <w:rPr>
-            <w:color w:val="0000EE"/>
-            <w:u w:val="single"/>
-          </w:rPr>
-          <w:t>Genesis 25:30</w:t>
-        </w:r>
-      </w:hyperlink>
+      <w:r>
+        <w:rPr>
+          <w:lang w:val="en_US" w:bidi="en_US"/>
+        </w:rPr>
+        <w:t>Genesis 25:30</w:t>
+      </w:r>
       <w:r>
         <w:rPr>
           <w:lang w:val="en_US" w:bidi="en_US"/>
@@ -3687,36 +2865,24 @@
         </w:rPr>
         <w:t>Esau was a skilled hunter who brought flavorful wild meat to his father. Isaac preferred its strong taste over the mild meat Jacob provided from the family flocks. One day, Esau came home very hungry after an unsuccessful hunt. Jacob convinced Esau to give up his rights and privileges of being firstborn in exchange for food (</w:t>
       </w:r>
-      <w:hyperlink r:id="rId138">
-        <w:r>
-          <w:rPr>
-            <w:lang w:val="en_US" w:bidi="en_US"/>
-          </w:rPr>
-          <w:rPr>
-            <w:color w:val="0000EE"/>
-            <w:u w:val="single"/>
-          </w:rPr>
-          <w:t>Genesis 25:29–34</w:t>
-        </w:r>
-      </w:hyperlink>
+      <w:r>
+        <w:rPr>
+          <w:lang w:val="en_US" w:bidi="en_US"/>
+        </w:rPr>
+        <w:t>Genesis 25:29–34</w:t>
+      </w:r>
       <w:r>
         <w:rPr>
           <w:lang w:val="en_US" w:bidi="en_US"/>
         </w:rPr>
         <w:t xml:space="preserve">). Esau did not value his birthright and was driven by his physical desires (see </w:t>
       </w:r>
-      <w:hyperlink r:id="rId139">
-        <w:r>
-          <w:rPr>
-            <w:lang w:val="en_US" w:bidi="en_US"/>
-          </w:rPr>
-          <w:rPr>
-            <w:color w:val="0000EE"/>
-            <w:u w:val="single"/>
-          </w:rPr>
-          <w:t>Hebrews 12:16</w:t>
-        </w:r>
-      </w:hyperlink>
+      <w:r>
+        <w:rPr>
+          <w:lang w:val="en_US" w:bidi="en_US"/>
+        </w:rPr>
+        <w:t>Hebrews 12:16</w:t>
+      </w:r>
       <w:r>
         <w:rPr>
           <w:lang w:val="en_US" w:bidi="en_US"/>
@@ -3737,54 +2903,36 @@
         </w:rPr>
         <w:t xml:space="preserve"> He also married two local women who were not descendants of Abraham (</w:t>
       </w:r>
-      <w:hyperlink r:id="rId140">
-        <w:r>
-          <w:rPr>
-            <w:lang w:val="en_US" w:bidi="en_US"/>
-          </w:rPr>
-          <w:rPr>
-            <w:color w:val="0000EE"/>
-            <w:u w:val="single"/>
-          </w:rPr>
-          <w:t>Genesis 26:34–35</w:t>
-        </w:r>
-      </w:hyperlink>
+      <w:r>
+        <w:rPr>
+          <w:lang w:val="en_US" w:bidi="en_US"/>
+        </w:rPr>
+        <w:t>Genesis 26:34–35</w:t>
+      </w:r>
       <w:r>
         <w:rPr>
           <w:lang w:val="en_US" w:bidi="en_US"/>
         </w:rPr>
         <w:t>). This may have influenced Rebekah's favoritism toward Jacob and her plan to take Isaac's blessing meant for Esau (</w:t>
       </w:r>
-      <w:hyperlink r:id="rId141">
-        <w:r>
-          <w:rPr>
-            <w:lang w:val="en_US" w:bidi="en_US"/>
-          </w:rPr>
-          <w:rPr>
-            <w:color w:val="0000EE"/>
-            <w:u w:val="single"/>
-          </w:rPr>
-          <w:t>Genesis 27:1–40</w:t>
-        </w:r>
-      </w:hyperlink>
+      <w:r>
+        <w:rPr>
+          <w:lang w:val="en_US" w:bidi="en_US"/>
+        </w:rPr>
+        <w:t>Genesis 27:1–40</w:t>
+      </w:r>
       <w:r>
         <w:rPr>
           <w:lang w:val="en_US" w:bidi="en_US"/>
         </w:rPr>
         <w:t>). Esau's anger upon discovering his brother's deception caused Jacob to flee to Haran. The brothers reunited twenty years later when Esau showed gracious forgiveness (</w:t>
       </w:r>
-      <w:hyperlink r:id="rId142">
-        <w:r>
-          <w:rPr>
-            <w:lang w:val="en_US" w:bidi="en_US"/>
-          </w:rPr>
-          <w:rPr>
-            <w:color w:val="0000EE"/>
-            <w:u w:val="single"/>
-          </w:rPr>
-          <w:t>Genesis 33:1–16</w:t>
-        </w:r>
-      </w:hyperlink>
+      <w:r>
+        <w:rPr>
+          <w:lang w:val="en_US" w:bidi="en_US"/>
+        </w:rPr>
+        <w:t>Genesis 33:1–16</w:t>
+      </w:r>
       <w:r>
         <w:rPr>
           <w:lang w:val="en_US" w:bidi="en_US"/>
@@ -3805,72 +2953,48 @@
         </w:rPr>
         <w:t>Esau was born with Jacob holding his heel. People saw this as a sign that Esau's descendants would serve Jacob's descendants. The Edomites began serving the Israelites during David's time (</w:t>
       </w:r>
-      <w:hyperlink r:id="rId143">
-        <w:r>
-          <w:rPr>
-            <w:lang w:val="en_US" w:bidi="en_US"/>
-          </w:rPr>
-          <w:rPr>
-            <w:color w:val="0000EE"/>
-            <w:u w:val="single"/>
-          </w:rPr>
-          <w:t>2 Samuel 8:11–15</w:t>
-        </w:r>
-      </w:hyperlink>
+      <w:r>
+        <w:rPr>
+          <w:lang w:val="en_US" w:bidi="en_US"/>
+        </w:rPr>
+        <w:t>2 Samuel 8:11–15</w:t>
+      </w:r>
       <w:r>
         <w:rPr>
           <w:lang w:val="en_US" w:bidi="en_US"/>
         </w:rPr>
         <w:t xml:space="preserve">; </w:t>
       </w:r>
-      <w:hyperlink r:id="rId144">
-        <w:r>
-          <w:rPr>
-            <w:lang w:val="en_US" w:bidi="en_US"/>
-          </w:rPr>
-          <w:rPr>
-            <w:color w:val="0000EE"/>
-            <w:u w:val="single"/>
-          </w:rPr>
-          <w:t>1 Chronicles 18:11–13</w:t>
-        </w:r>
-      </w:hyperlink>
+      <w:r>
+        <w:rPr>
+          <w:lang w:val="en_US" w:bidi="en_US"/>
+        </w:rPr>
+        <w:t>1 Chronicles 18:11–13</w:t>
+      </w:r>
       <w:r>
         <w:rPr>
           <w:lang w:val="en_US" w:bidi="en_US"/>
         </w:rPr>
         <w:t>) and continued until Jehoram's reign (</w:t>
       </w:r>
-      <w:hyperlink r:id="rId145">
-        <w:r>
-          <w:rPr>
-            <w:lang w:val="en_US" w:bidi="en_US"/>
-          </w:rPr>
-          <w:rPr>
-            <w:color w:val="0000EE"/>
-            <w:u w:val="single"/>
-          </w:rPr>
-          <w:t>2 Kings 8:20–22</w:t>
-        </w:r>
-      </w:hyperlink>
+      <w:r>
+        <w:rPr>
+          <w:lang w:val="en_US" w:bidi="en_US"/>
+        </w:rPr>
+        <w:t>2 Kings 8:20–22</w:t>
+      </w:r>
       <w:r>
         <w:rPr>
           <w:lang w:val="en_US" w:bidi="en_US"/>
         </w:rPr>
         <w:t xml:space="preserve">; </w:t>
       </w:r>
-      <w:hyperlink r:id="rId146">
-        <w:r>
-          <w:rPr>
-            <w:lang w:val="en_US" w:bidi="en_US"/>
-          </w:rPr>
-          <w:rPr>
-            <w:color w:val="0000EE"/>
-            <w:u w:val="single"/>
-          </w:rPr>
-          <w:t>2 Chronicles 21:8–10</w:t>
-        </w:r>
-      </w:hyperlink>
+      <w:r>
+        <w:rPr>
+          <w:lang w:val="en_US" w:bidi="en_US"/>
+        </w:rPr>
+        <w:t>2 Chronicles 21:8–10</w:t>
+      </w:r>
       <w:r>
         <w:rPr>
           <w:lang w:val="en_US" w:bidi="en_US"/>
@@ -3891,18 +3015,12 @@
         </w:rPr>
         <w:t xml:space="preserve">In the New Testament, Esau symbolizes Abraham's descendants who did not have faith and were rejected by God for his promised blessings (see </w:t>
       </w:r>
-      <w:hyperlink r:id="rId147">
-        <w:r>
-          <w:rPr>
-            <w:lang w:val="en_US" w:bidi="en_US"/>
-          </w:rPr>
-          <w:rPr>
-            <w:color w:val="0000EE"/>
-            <w:u w:val="single"/>
-          </w:rPr>
-          <w:t>Romans 9:6–24</w:t>
-        </w:r>
-      </w:hyperlink>
+      <w:r>
+        <w:rPr>
+          <w:lang w:val="en_US" w:bidi="en_US"/>
+        </w:rPr>
+        <w:t>Romans 9:6–24</w:t>
+      </w:r>
       <w:r>
         <w:rPr>
           <w:lang w:val="en_US" w:bidi="en_US"/>
@@ -3932,306 +3050,204 @@
           <w:lang w:val="en_US" w:bidi="en_US"/>
         </w:rPr>
       </w:r>
-      <w:hyperlink r:id="rId148">
-        <w:r>
-          <w:rPr>
-            <w:lang w:val="en_US" w:bidi="en_US"/>
-          </w:rPr>
-          <w:rPr>
-            <w:color w:val="0000EE"/>
-            <w:u w:val="single"/>
-          </w:rPr>
-          <w:t>Genesis 25:21–34</w:t>
-        </w:r>
-      </w:hyperlink>
+      <w:r>
+        <w:rPr>
+          <w:lang w:val="en_US" w:bidi="en_US"/>
+        </w:rPr>
+        <w:t>Genesis 25:21–34</w:t>
+      </w:r>
       <w:r>
         <w:rPr>
           <w:lang w:val="en_US" w:bidi="en_US"/>
         </w:rPr>
         <w:t xml:space="preserve">; </w:t>
       </w:r>
-      <w:hyperlink r:id="rId140">
-        <w:r>
-          <w:rPr>
-            <w:lang w:val="en_US" w:bidi="en_US"/>
-          </w:rPr>
-          <w:rPr>
-            <w:color w:val="0000EE"/>
-            <w:u w:val="single"/>
-          </w:rPr>
-          <w:t>26:34–35</w:t>
-        </w:r>
-      </w:hyperlink>
+      <w:r>
+        <w:rPr>
+          <w:lang w:val="en_US" w:bidi="en_US"/>
+        </w:rPr>
+        <w:t>26:34–35</w:t>
+      </w:r>
       <w:r>
         <w:rPr>
           <w:lang w:val="en_US" w:bidi="en_US"/>
         </w:rPr>
         <w:t xml:space="preserve">; </w:t>
       </w:r>
-      <w:hyperlink r:id="rId149">
-        <w:r>
-          <w:rPr>
-            <w:lang w:val="en_US" w:bidi="en_US"/>
-          </w:rPr>
-          <w:rPr>
-            <w:color w:val="0000EE"/>
-            <w:u w:val="single"/>
-          </w:rPr>
-          <w:t>27:1–42</w:t>
-        </w:r>
-      </w:hyperlink>
+      <w:r>
+        <w:rPr>
+          <w:lang w:val="en_US" w:bidi="en_US"/>
+        </w:rPr>
+        <w:t>27:1–42</w:t>
+      </w:r>
       <w:r>
         <w:rPr>
           <w:lang w:val="en_US" w:bidi="en_US"/>
         </w:rPr>
         <w:t xml:space="preserve">; </w:t>
       </w:r>
-      <w:hyperlink r:id="rId150">
-        <w:r>
-          <w:rPr>
-            <w:lang w:val="en_US" w:bidi="en_US"/>
-          </w:rPr>
-          <w:rPr>
-            <w:color w:val="0000EE"/>
-            <w:u w:val="single"/>
-          </w:rPr>
-          <w:t>28:6–9</w:t>
-        </w:r>
-      </w:hyperlink>
+      <w:r>
+        <w:rPr>
+          <w:lang w:val="en_US" w:bidi="en_US"/>
+        </w:rPr>
+        <w:t>28:6–9</w:t>
+      </w:r>
       <w:r>
         <w:rPr>
           <w:lang w:val="en_US" w:bidi="en_US"/>
         </w:rPr>
         <w:t xml:space="preserve">; </w:t>
       </w:r>
-      <w:hyperlink r:id="rId151">
-        <w:r>
-          <w:rPr>
-            <w:lang w:val="en_US" w:bidi="en_US"/>
-          </w:rPr>
-          <w:rPr>
-            <w:color w:val="0000EE"/>
-            <w:u w:val="single"/>
-          </w:rPr>
-          <w:t>32:3–20</w:t>
-        </w:r>
-      </w:hyperlink>
+      <w:r>
+        <w:rPr>
+          <w:lang w:val="en_US" w:bidi="en_US"/>
+        </w:rPr>
+        <w:t>32:3–20</w:t>
+      </w:r>
       <w:r>
         <w:rPr>
           <w:lang w:val="en_US" w:bidi="en_US"/>
         </w:rPr>
         <w:t xml:space="preserve">; </w:t>
       </w:r>
-      <w:hyperlink r:id="rId142">
-        <w:r>
-          <w:rPr>
-            <w:lang w:val="en_US" w:bidi="en_US"/>
-          </w:rPr>
-          <w:rPr>
-            <w:color w:val="0000EE"/>
-            <w:u w:val="single"/>
-          </w:rPr>
-          <w:t>33:1–16</w:t>
-        </w:r>
-      </w:hyperlink>
+      <w:r>
+        <w:rPr>
+          <w:lang w:val="en_US" w:bidi="en_US"/>
+        </w:rPr>
+        <w:t>33:1–16</w:t>
+      </w:r>
       <w:r>
         <w:rPr>
           <w:lang w:val="en_US" w:bidi="en_US"/>
         </w:rPr>
         <w:t xml:space="preserve">; </w:t>
       </w:r>
-      <w:hyperlink r:id="rId152">
-        <w:r>
-          <w:rPr>
-            <w:lang w:val="en_US" w:bidi="en_US"/>
-          </w:rPr>
-          <w:rPr>
-            <w:color w:val="0000EE"/>
-            <w:u w:val="single"/>
-          </w:rPr>
-          <w:t>35:28–29</w:t>
-        </w:r>
-      </w:hyperlink>
+      <w:r>
+        <w:rPr>
+          <w:lang w:val="en_US" w:bidi="en_US"/>
+        </w:rPr>
+        <w:t>35:28–29</w:t>
+      </w:r>
       <w:r>
         <w:rPr>
           <w:lang w:val="en_US" w:bidi="en_US"/>
         </w:rPr>
         <w:t xml:space="preserve">; </w:t>
       </w:r>
-      <w:hyperlink r:id="rId153">
-        <w:r>
-          <w:rPr>
-            <w:lang w:val="en_US" w:bidi="en_US"/>
-          </w:rPr>
-          <w:rPr>
-            <w:color w:val="0000EE"/>
-            <w:u w:val="single"/>
-          </w:rPr>
-          <w:t>36:1–43</w:t>
-        </w:r>
-      </w:hyperlink>
+      <w:r>
+        <w:rPr>
+          <w:lang w:val="en_US" w:bidi="en_US"/>
+        </w:rPr>
+        <w:t>36:1–43</w:t>
+      </w:r>
       <w:r>
         <w:rPr>
           <w:lang w:val="en_US" w:bidi="en_US"/>
         </w:rPr>
         <w:t xml:space="preserve">; </w:t>
       </w:r>
-      <w:hyperlink r:id="rId154">
-        <w:r>
-          <w:rPr>
-            <w:lang w:val="en_US" w:bidi="en_US"/>
-          </w:rPr>
-          <w:rPr>
-            <w:color w:val="0000EE"/>
-            <w:u w:val="single"/>
-          </w:rPr>
-          <w:t>Deuteronomy 2:1–8</w:t>
-        </w:r>
-      </w:hyperlink>
+      <w:r>
+        <w:rPr>
+          <w:lang w:val="en_US" w:bidi="en_US"/>
+        </w:rPr>
+        <w:t>Deuteronomy 2:1–8</w:t>
+      </w:r>
       <w:r>
         <w:rPr>
           <w:lang w:val="en_US" w:bidi="en_US"/>
         </w:rPr>
         <w:t xml:space="preserve">, </w:t>
       </w:r>
-      <w:hyperlink r:id="rId155">
-        <w:r>
-          <w:rPr>
-            <w:lang w:val="en_US" w:bidi="en_US"/>
-          </w:rPr>
-          <w:rPr>
-            <w:color w:val="0000EE"/>
-            <w:u w:val="single"/>
-          </w:rPr>
-          <w:t>12</w:t>
-        </w:r>
-      </w:hyperlink>
+      <w:r>
+        <w:rPr>
+          <w:lang w:val="en_US" w:bidi="en_US"/>
+        </w:rPr>
+        <w:t>12</w:t>
+      </w:r>
       <w:r>
         <w:rPr>
           <w:lang w:val="en_US" w:bidi="en_US"/>
         </w:rPr>
         <w:t xml:space="preserve">, </w:t>
       </w:r>
-      <w:hyperlink r:id="rId156">
-        <w:r>
-          <w:rPr>
-            <w:lang w:val="en_US" w:bidi="en_US"/>
-          </w:rPr>
-          <w:rPr>
-            <w:color w:val="0000EE"/>
-            <w:u w:val="single"/>
-          </w:rPr>
-          <w:t>22</w:t>
-        </w:r>
-      </w:hyperlink>
+      <w:r>
+        <w:rPr>
+          <w:lang w:val="en_US" w:bidi="en_US"/>
+        </w:rPr>
+        <w:t>22</w:t>
+      </w:r>
       <w:r>
         <w:rPr>
           <w:lang w:val="en_US" w:bidi="en_US"/>
         </w:rPr>
         <w:t xml:space="preserve">, </w:t>
       </w:r>
-      <w:hyperlink r:id="rId157">
-        <w:r>
-          <w:rPr>
-            <w:lang w:val="en_US" w:bidi="en_US"/>
-          </w:rPr>
-          <w:rPr>
-            <w:color w:val="0000EE"/>
-            <w:u w:val="single"/>
-          </w:rPr>
-          <w:t>29</w:t>
-        </w:r>
-      </w:hyperlink>
+      <w:r>
+        <w:rPr>
+          <w:lang w:val="en_US" w:bidi="en_US"/>
+        </w:rPr>
+        <w:t>29</w:t>
+      </w:r>
       <w:r>
         <w:rPr>
           <w:lang w:val="en_US" w:bidi="en_US"/>
         </w:rPr>
         <w:t xml:space="preserve">; </w:t>
       </w:r>
-      <w:hyperlink r:id="rId158">
-        <w:r>
-          <w:rPr>
-            <w:lang w:val="en_US" w:bidi="en_US"/>
-          </w:rPr>
-          <w:rPr>
-            <w:color w:val="0000EE"/>
-            <w:u w:val="single"/>
-          </w:rPr>
-          <w:t>Joshua 24:4</w:t>
-        </w:r>
-      </w:hyperlink>
+      <w:r>
+        <w:rPr>
+          <w:lang w:val="en_US" w:bidi="en_US"/>
+        </w:rPr>
+        <w:t>Joshua 24:4</w:t>
+      </w:r>
       <w:r>
         <w:rPr>
           <w:lang w:val="en_US" w:bidi="en_US"/>
         </w:rPr>
         <w:t xml:space="preserve">; </w:t>
       </w:r>
-      <w:hyperlink r:id="rId159">
-        <w:r>
-          <w:rPr>
-            <w:lang w:val="en_US" w:bidi="en_US"/>
-          </w:rPr>
-          <w:rPr>
-            <w:color w:val="0000EE"/>
-            <w:u w:val="single"/>
-          </w:rPr>
-          <w:t>Malachi 1:2–5</w:t>
-        </w:r>
-      </w:hyperlink>
+      <w:r>
+        <w:rPr>
+          <w:lang w:val="en_US" w:bidi="en_US"/>
+        </w:rPr>
+        <w:t>Malachi 1:2–5</w:t>
+      </w:r>
       <w:r>
         <w:rPr>
           <w:lang w:val="en_US" w:bidi="en_US"/>
         </w:rPr>
         <w:t xml:space="preserve">; </w:t>
       </w:r>
-      <w:hyperlink r:id="rId160">
-        <w:r>
-          <w:rPr>
-            <w:lang w:val="en_US" w:bidi="en_US"/>
-          </w:rPr>
-          <w:rPr>
-            <w:color w:val="0000EE"/>
-            <w:u w:val="single"/>
-          </w:rPr>
-          <w:t>Romans 9:6–13</w:t>
-        </w:r>
-      </w:hyperlink>
+      <w:r>
+        <w:rPr>
+          <w:lang w:val="en_US" w:bidi="en_US"/>
+        </w:rPr>
+        <w:t>Romans 9:6–13</w:t>
+      </w:r>
       <w:r>
         <w:rPr>
           <w:lang w:val="en_US" w:bidi="en_US"/>
         </w:rPr>
         <w:t xml:space="preserve">; </w:t>
       </w:r>
-      <w:hyperlink r:id="rId161">
-        <w:r>
-          <w:rPr>
-            <w:lang w:val="en_US" w:bidi="en_US"/>
-          </w:rPr>
-          <w:rPr>
-            <w:color w:val="0000EE"/>
-            <w:u w:val="single"/>
-          </w:rPr>
-          <w:t>Hebrews 11:20</w:t>
-        </w:r>
-      </w:hyperlink>
+      <w:r>
+        <w:rPr>
+          <w:lang w:val="en_US" w:bidi="en_US"/>
+        </w:rPr>
+        <w:t>Hebrews 11:20</w:t>
+      </w:r>
       <w:r>
         <w:rPr>
           <w:lang w:val="en_US" w:bidi="en_US"/>
         </w:rPr>
         <w:t xml:space="preserve">; </w:t>
       </w:r>
-      <w:hyperlink r:id="rId162">
-        <w:r>
-          <w:rPr>
-            <w:lang w:val="en_US" w:bidi="en_US"/>
-          </w:rPr>
-          <w:rPr>
-            <w:color w:val="0000EE"/>
-            <w:u w:val="single"/>
-          </w:rPr>
-          <w:t>12:16–17</w:t>
-        </w:r>
-      </w:hyperlink>
+      <w:r>
+        <w:rPr>
+          <w:lang w:val="en_US" w:bidi="en_US"/>
+        </w:rPr>
+        <w:t>12:16–17</w:t>
+      </w:r>
       <w:r>
         <w:rPr>
           <w:lang w:val="en_US" w:bidi="en_US"/>
@@ -4293,18 +3309,12 @@
         </w:rPr>
         <w:t xml:space="preserve"> ("scattering"), descended from Jews who had been scattered among the nations during the exile in Babylon. Her family had not returned to Judah, unlike some Jews (see </w:t>
       </w:r>
-      <w:hyperlink r:id="rId163">
-        <w:r>
-          <w:rPr>
-            <w:lang w:val="en_US" w:bidi="en_US"/>
-          </w:rPr>
-          <w:rPr>
-            <w:color w:val="0000EE"/>
-            <w:u w:val="single"/>
-          </w:rPr>
-          <w:t>Ezra 1–2</w:t>
-        </w:r>
-      </w:hyperlink>
+      <w:r>
+        <w:rPr>
+          <w:lang w:val="en_US" w:bidi="en_US"/>
+        </w:rPr>
+        <w:t>Ezra 1–2</w:t>
+      </w:r>
       <w:r>
         <w:rPr>
           <w:lang w:val="en_US" w:bidi="en_US"/>
@@ -4325,18 +3335,12 @@
         </w:rPr>
         <w:t>Esther was an orphan raised by her cousin Mordecai, a minor official in the Persian government in Susa. She became queen after King Xerxes removed Queen Vashti for refusing to attend a banquet when he commanded her to do so (</w:t>
       </w:r>
-      <w:hyperlink r:id="rId164">
-        <w:r>
-          <w:rPr>
-            <w:lang w:val="en_US" w:bidi="en_US"/>
-          </w:rPr>
-          <w:rPr>
-            <w:color w:val="0000EE"/>
-            <w:u w:val="single"/>
-          </w:rPr>
-          <w:t>Esther 1:11–12</w:t>
-        </w:r>
-      </w:hyperlink>
+      <w:r>
+        <w:rPr>
+          <w:lang w:val="en_US" w:bidi="en_US"/>
+        </w:rPr>
+        <w:t>Esther 1:11–12</w:t>
+      </w:r>
       <w:r>
         <w:rPr>
           <w:lang w:val="en_US" w:bidi="en_US"/>
@@ -4357,18 +3361,12 @@
         </w:rPr>
         <w:t>After Esther's coronation, she quietly gained Xerxes' trust by telling him about an assassination plot (</w:t>
       </w:r>
-      <w:hyperlink r:id="rId165">
-        <w:r>
-          <w:rPr>
-            <w:lang w:val="en_US" w:bidi="en_US"/>
-          </w:rPr>
-          <w:rPr>
-            <w:color w:val="0000EE"/>
-            <w:u w:val="single"/>
-          </w:rPr>
-          <w:t>Esther 2:21–23</w:t>
-        </w:r>
-      </w:hyperlink>
+      <w:r>
+        <w:rPr>
+          <w:lang w:val="en_US" w:bidi="en_US"/>
+        </w:rPr>
+        <w:t>Esther 2:21–23</w:t>
+      </w:r>
       <w:r>
         <w:rPr>
           <w:lang w:val="en_US" w:bidi="en_US"/>
@@ -4398,54 +3396,36 @@
           <w:lang w:val="en_US" w:bidi="en_US"/>
         </w:rPr>
       </w:r>
-      <w:hyperlink r:id="rId166">
-        <w:r>
-          <w:rPr>
-            <w:lang w:val="en_US" w:bidi="en_US"/>
-          </w:rPr>
-          <w:rPr>
-            <w:color w:val="0000EE"/>
-            <w:u w:val="single"/>
-          </w:rPr>
-          <w:t>Esther 2:7–20</w:t>
-        </w:r>
-      </w:hyperlink>
+      <w:r>
+        <w:rPr>
+          <w:lang w:val="en_US" w:bidi="en_US"/>
+        </w:rPr>
+        <w:t>Esther 2:7–20</w:t>
+      </w:r>
       <w:r>
         <w:rPr>
           <w:lang w:val="en_US" w:bidi="en_US"/>
         </w:rPr>
         <w:t xml:space="preserve">; </w:t>
       </w:r>
-      <w:hyperlink r:id="rId167">
-        <w:r>
-          <w:rPr>
-            <w:lang w:val="en_US" w:bidi="en_US"/>
-          </w:rPr>
-          <w:rPr>
-            <w:color w:val="0000EE"/>
-            <w:u w:val="single"/>
-          </w:rPr>
-          <w:t>4:4–5:8</w:t>
-        </w:r>
-      </w:hyperlink>
+      <w:r>
+        <w:rPr>
+          <w:lang w:val="en_US" w:bidi="en_US"/>
+        </w:rPr>
+        <w:t>4:4–5:8</w:t>
+      </w:r>
       <w:r>
         <w:rPr>
           <w:lang w:val="en_US" w:bidi="en_US"/>
         </w:rPr>
         <w:t xml:space="preserve">; </w:t>
       </w:r>
-      <w:hyperlink r:id="rId168">
-        <w:r>
-          <w:rPr>
-            <w:lang w:val="en_US" w:bidi="en_US"/>
-          </w:rPr>
-          <w:rPr>
-            <w:color w:val="0000EE"/>
-            <w:u w:val="single"/>
-          </w:rPr>
-          <w:t>7:1–9:32</w:t>
-        </w:r>
-      </w:hyperlink>
+      <w:r>
+        <w:rPr>
+          <w:lang w:val="en_US" w:bidi="en_US"/>
+        </w:rPr>
+        <w:t>7:1–9:32</w:t>
+      </w:r>
       <w:r>
         <w:rPr>
           <w:lang w:val="en_US" w:bidi="en_US"/>
@@ -4494,36 +3474,24 @@
         </w:rPr>
         <w:t>Ezekiel was a priest and prophet. He was born around 623 BC. He likely grew up in Jerusalem and was married (</w:t>
       </w:r>
-      <w:hyperlink r:id="rId169">
-        <w:r>
-          <w:rPr>
-            <w:lang w:val="en_US" w:bidi="en_US"/>
-          </w:rPr>
-          <w:rPr>
-            <w:color w:val="0000EE"/>
-            <w:u w:val="single"/>
-          </w:rPr>
-          <w:t>Ezekiel 24:16–18</w:t>
-        </w:r>
-      </w:hyperlink>
+      <w:r>
+        <w:rPr>
+          <w:lang w:val="en_US" w:bidi="en_US"/>
+        </w:rPr>
+        <w:t>Ezekiel 24:16–18</w:t>
+      </w:r>
       <w:r>
         <w:rPr>
           <w:lang w:val="en_US" w:bidi="en_US"/>
         </w:rPr>
         <w:t>). In 597 BC, he went into exile in Babylon with Jehoiachin and lived by the Kebar River. He received his calling as a prophet in Babylon on July 31, 593 BC (</w:t>
       </w:r>
-      <w:hyperlink r:id="rId170">
-        <w:r>
-          <w:rPr>
-            <w:lang w:val="en_US" w:bidi="en_US"/>
-          </w:rPr>
-          <w:rPr>
-            <w:color w:val="0000EE"/>
-            <w:u w:val="single"/>
-          </w:rPr>
-          <w:t>Ezekiel 1:1</w:t>
-        </w:r>
-      </w:hyperlink>
+      <w:r>
+        <w:rPr>
+          <w:lang w:val="en_US" w:bidi="en_US"/>
+        </w:rPr>
+        <w:t>Ezekiel 1:1</w:t>
+      </w:r>
       <w:r>
         <w:rPr>
           <w:lang w:val="en_US" w:bidi="en_US"/>
@@ -4544,72 +3512,48 @@
         </w:rPr>
         <w:t>Ezekiel often used unusual actions to emphasize his prophetic messages from God. For example, he demonstrated the severe food shortage during Jerusalem's final siege by eating food cooked over dung (</w:t>
       </w:r>
-      <w:hyperlink r:id="rId171">
-        <w:r>
-          <w:rPr>
-            <w:lang w:val="en_US" w:bidi="en_US"/>
-          </w:rPr>
-          <w:rPr>
-            <w:color w:val="0000EE"/>
-            <w:u w:val="single"/>
-          </w:rPr>
-          <w:t>Ezekiel 4:12</w:t>
-        </w:r>
-      </w:hyperlink>
+      <w:r>
+        <w:rPr>
+          <w:lang w:val="en_US" w:bidi="en_US"/>
+        </w:rPr>
+        <w:t>Ezekiel 4:12</w:t>
+      </w:r>
       <w:r>
         <w:rPr>
           <w:lang w:val="en_US" w:bidi="en_US"/>
         </w:rPr>
         <w:t>). Another time, he lay still for 430 days, with each day representing a year of Israel's and Judah's sin (</w:t>
       </w:r>
-      <w:hyperlink r:id="rId172">
-        <w:r>
-          <w:rPr>
-            <w:lang w:val="en_US" w:bidi="en_US"/>
-          </w:rPr>
-          <w:rPr>
-            <w:color w:val="0000EE"/>
-            <w:u w:val="single"/>
-          </w:rPr>
-          <w:t>Ezekiel 4:4–7</w:t>
-        </w:r>
-      </w:hyperlink>
+      <w:r>
+        <w:rPr>
+          <w:lang w:val="en_US" w:bidi="en_US"/>
+        </w:rPr>
+        <w:t>Ezekiel 4:4–7</w:t>
+      </w:r>
       <w:r>
         <w:rPr>
           <w:lang w:val="en_US" w:bidi="en_US"/>
         </w:rPr>
         <w:t>). When Ezekiel's wife died suddenly, he was not allowed to mourn her publicly (</w:t>
       </w:r>
-      <w:hyperlink r:id="rId169">
-        <w:r>
-          <w:rPr>
-            <w:lang w:val="en_US" w:bidi="en_US"/>
-          </w:rPr>
-          <w:rPr>
-            <w:color w:val="0000EE"/>
-            <w:u w:val="single"/>
-          </w:rPr>
-          <w:t>Ezekiel 24:16–18</w:t>
-        </w:r>
-      </w:hyperlink>
+      <w:r>
+        <w:rPr>
+          <w:lang w:val="en_US" w:bidi="en_US"/>
+        </w:rPr>
+        <w:t>Ezekiel 24:16–18</w:t>
+      </w:r>
       <w:r>
         <w:rPr>
           <w:lang w:val="en_US" w:bidi="en_US"/>
         </w:rPr>
         <w:t>); her death served as a serious warning of what would happen in Judah (</w:t>
       </w:r>
-      <w:hyperlink r:id="rId173">
-        <w:r>
-          <w:rPr>
-            <w:lang w:val="en_US" w:bidi="en_US"/>
-          </w:rPr>
-          <w:rPr>
-            <w:color w:val="0000EE"/>
-            <w:u w:val="single"/>
-          </w:rPr>
-          <w:t>Ezekiel 24:15–27</w:t>
-        </w:r>
-      </w:hyperlink>
+      <w:r>
+        <w:rPr>
+          <w:lang w:val="en_US" w:bidi="en_US"/>
+        </w:rPr>
+        <w:t>Ezekiel 24:15–27</w:t>
+      </w:r>
       <w:r>
         <w:rPr>
           <w:lang w:val="en_US" w:bidi="en_US"/>
@@ -4667,36 +3611,24 @@
           <w:lang w:val="en_US" w:bidi="en_US"/>
         </w:rPr>
       </w:r>
-      <w:hyperlink r:id="rId174">
-        <w:r>
-          <w:rPr>
-            <w:lang w:val="en_US" w:bidi="en_US"/>
-          </w:rPr>
-          <w:rPr>
-            <w:color w:val="0000EE"/>
-            <w:u w:val="single"/>
-          </w:rPr>
-          <w:t>Ezekiel 2:1–10</w:t>
-        </w:r>
-      </w:hyperlink>
+      <w:r>
+        <w:rPr>
+          <w:lang w:val="en_US" w:bidi="en_US"/>
+        </w:rPr>
+        <w:t>Ezekiel 2:1–10</w:t>
+      </w:r>
       <w:r>
         <w:rPr>
           <w:lang w:val="en_US" w:bidi="en_US"/>
         </w:rPr>
         <w:t xml:space="preserve">; </w:t>
       </w:r>
-      <w:hyperlink r:id="rId173">
-        <w:r>
-          <w:rPr>
-            <w:lang w:val="en_US" w:bidi="en_US"/>
-          </w:rPr>
-          <w:rPr>
-            <w:color w:val="0000EE"/>
-            <w:u w:val="single"/>
-          </w:rPr>
-          <w:t>24:15–27</w:t>
-        </w:r>
-      </w:hyperlink>
+      <w:r>
+        <w:rPr>
+          <w:lang w:val="en_US" w:bidi="en_US"/>
+        </w:rPr>
+        <w:t>24:15–27</w:t>
+      </w:r>
       <w:r>
         <w:rPr>
           <w:lang w:val="en_US" w:bidi="en_US"/>
@@ -4745,90 +3677,60 @@
         </w:rPr>
         <w:t>Ezra was a priest and scribe (teacher and copier of Scripture). He came from an important family of high priests descended from Zadok (</w:t>
       </w:r>
-      <w:hyperlink r:id="rId43">
-        <w:r>
-          <w:rPr>
-            <w:lang w:val="en_US" w:bidi="en_US"/>
-          </w:rPr>
-          <w:rPr>
-            <w:color w:val="0000EE"/>
-            <w:u w:val="single"/>
-          </w:rPr>
-          <w:t>Ezra 7:1–5</w:t>
-        </w:r>
-      </w:hyperlink>
+      <w:r>
+        <w:rPr>
+          <w:lang w:val="en_US" w:bidi="en_US"/>
+        </w:rPr>
+        <w:t>Ezra 7:1–5</w:t>
+      </w:r>
       <w:r>
         <w:rPr>
           <w:lang w:val="en_US" w:bidi="en_US"/>
         </w:rPr>
         <w:t xml:space="preserve">, </w:t>
       </w:r>
-      <w:hyperlink r:id="rId175">
-        <w:r>
-          <w:rPr>
-            <w:lang w:val="en_US" w:bidi="en_US"/>
-          </w:rPr>
-          <w:rPr>
-            <w:color w:val="0000EE"/>
-            <w:u w:val="single"/>
-          </w:rPr>
-          <w:t>11–12</w:t>
-        </w:r>
-      </w:hyperlink>
+      <w:r>
+        <w:rPr>
+          <w:lang w:val="en_US" w:bidi="en_US"/>
+        </w:rPr>
+        <w:t>11–12</w:t>
+      </w:r>
       <w:r>
         <w:rPr>
           <w:lang w:val="en_US" w:bidi="en_US"/>
         </w:rPr>
         <w:t xml:space="preserve">; see also </w:t>
       </w:r>
-      <w:hyperlink r:id="rId176">
-        <w:r>
-          <w:rPr>
-            <w:lang w:val="en_US" w:bidi="en_US"/>
-          </w:rPr>
-          <w:rPr>
-            <w:color w:val="0000EE"/>
-            <w:u w:val="single"/>
-          </w:rPr>
-          <w:t>Nehemiah 8:2</w:t>
-        </w:r>
-      </w:hyperlink>
+      <w:r>
+        <w:rPr>
+          <w:lang w:val="en_US" w:bidi="en_US"/>
+        </w:rPr>
+        <w:t>Nehemiah 8:2</w:t>
+      </w:r>
       <w:r>
         <w:rPr>
           <w:lang w:val="en_US" w:bidi="en_US"/>
         </w:rPr>
         <w:t xml:space="preserve">, </w:t>
       </w:r>
-      <w:hyperlink r:id="rId177">
-        <w:r>
-          <w:rPr>
-            <w:lang w:val="en_US" w:bidi="en_US"/>
-          </w:rPr>
-          <w:rPr>
-            <w:color w:val="0000EE"/>
-            <w:u w:val="single"/>
-          </w:rPr>
-          <w:t>9</w:t>
-        </w:r>
-      </w:hyperlink>
+      <w:r>
+        <w:rPr>
+          <w:lang w:val="en_US" w:bidi="en_US"/>
+        </w:rPr>
+        <w:t>9</w:t>
+      </w:r>
       <w:r>
         <w:rPr>
           <w:lang w:val="en_US" w:bidi="en_US"/>
         </w:rPr>
         <w:t>). He led in Judah after the Jews returned from exile. As a scribe, Ezra was more than a copyist; he was a dedicated student of God's laws (</w:t>
       </w:r>
-      <w:hyperlink r:id="rId178">
-        <w:r>
-          <w:rPr>
-            <w:lang w:val="en_US" w:bidi="en_US"/>
-          </w:rPr>
-          <w:rPr>
-            <w:color w:val="0000EE"/>
-            <w:u w:val="single"/>
-          </w:rPr>
-          <w:t>Ezra 7:6</w:t>
-        </w:r>
-      </w:hyperlink>
+      <w:r>
+        <w:rPr>
+          <w:lang w:val="en_US" w:bidi="en_US"/>
+        </w:rPr>
+        <w:t>Ezra 7:6</w:t>
+      </w:r>
       <w:r>
         <w:rPr>
           <w:lang w:val="en_US" w:bidi="en_US"/>
@@ -4849,54 +3751,36 @@
         </w:rPr>
         <w:t>Ezra, an important official who helped the king with Jewish matters in the Persian Empire, visited Jerusalem around 458 BC. He brought items for the Temple and aimed to establish God's laws and the laws of Persia. One of his first actions was to address the issue of intermarriage with non-Jewish neighbors (</w:t>
       </w:r>
-      <w:hyperlink r:id="rId179">
-        <w:r>
-          <w:rPr>
-            <w:lang w:val="en_US" w:bidi="en_US"/>
-          </w:rPr>
-          <w:rPr>
-            <w:color w:val="0000EE"/>
-            <w:u w:val="single"/>
-          </w:rPr>
-          <w:t>Ezra 9:1–10:44</w:t>
-        </w:r>
-      </w:hyperlink>
+      <w:r>
+        <w:rPr>
+          <w:lang w:val="en_US" w:bidi="en_US"/>
+        </w:rPr>
+        <w:t>Ezra 9:1–10:44</w:t>
+      </w:r>
       <w:r>
         <w:rPr>
           <w:lang w:val="en_US" w:bidi="en_US"/>
         </w:rPr>
         <w:t>). Later, after the city walls were rebuilt in 445 BC (</w:t>
       </w:r>
-      <w:hyperlink r:id="rId180">
-        <w:r>
-          <w:rPr>
-            <w:lang w:val="en_US" w:bidi="en_US"/>
-          </w:rPr>
-          <w:rPr>
-            <w:color w:val="0000EE"/>
-            <w:u w:val="single"/>
-          </w:rPr>
-          <w:t>Nehemiah 6:15</w:t>
-        </w:r>
-      </w:hyperlink>
+      <w:r>
+        <w:rPr>
+          <w:lang w:val="en_US" w:bidi="en_US"/>
+        </w:rPr>
+        <w:t>Nehemiah 6:15</w:t>
+      </w:r>
       <w:r>
         <w:rPr>
           <w:lang w:val="en_US" w:bidi="en_US"/>
         </w:rPr>
         <w:t>), Ezra led the community to follow God's law more closely (</w:t>
       </w:r>
-      <w:hyperlink r:id="rId181">
-        <w:r>
-          <w:rPr>
-            <w:lang w:val="en_US" w:bidi="en_US"/>
-          </w:rPr>
-          <w:rPr>
-            <w:color w:val="0000EE"/>
-            <w:u w:val="single"/>
-          </w:rPr>
-          <w:t>Nehemiah 8:13–15</w:t>
-        </w:r>
-      </w:hyperlink>
+      <w:r>
+        <w:rPr>
+          <w:lang w:val="en_US" w:bidi="en_US"/>
+        </w:rPr>
+        <w:t>Nehemiah 8:13–15</w:t>
+      </w:r>
       <w:r>
         <w:rPr>
           <w:lang w:val="en_US" w:bidi="en_US"/>
@@ -4917,36 +3801,24 @@
         </w:rPr>
         <w:t>Ezra honored God by managing finances well. The Persian king trusted Ezra's judgment and let him request more money when needed (</w:t>
       </w:r>
-      <w:hyperlink r:id="rId182">
-        <w:r>
-          <w:rPr>
-            <w:lang w:val="en_US" w:bidi="en_US"/>
-          </w:rPr>
-          <w:rPr>
-            <w:color w:val="0000EE"/>
-            <w:u w:val="single"/>
-          </w:rPr>
-          <w:t>Ezra 7:15–20</w:t>
-        </w:r>
-      </w:hyperlink>
+      <w:r>
+        <w:rPr>
+          <w:lang w:val="en_US" w:bidi="en_US"/>
+        </w:rPr>
+        <w:t>Ezra 7:15–20</w:t>
+      </w:r>
       <w:r>
         <w:rPr>
           <w:lang w:val="en_US" w:bidi="en_US"/>
         </w:rPr>
         <w:t>). Ezra gave financial responsibilities to others whenever possible and demanded strict financial honesty (</w:t>
       </w:r>
-      <w:hyperlink r:id="rId183">
-        <w:r>
-          <w:rPr>
-            <w:lang w:val="en_US" w:bidi="en_US"/>
-          </w:rPr>
-          <w:rPr>
-            <w:color w:val="0000EE"/>
-            <w:u w:val="single"/>
-          </w:rPr>
-          <w:t>Ezra 8:24–30</w:t>
-        </w:r>
-      </w:hyperlink>
+      <w:r>
+        <w:rPr>
+          <w:lang w:val="en_US" w:bidi="en_US"/>
+        </w:rPr>
+        <w:t>Ezra 8:24–30</w:t>
+      </w:r>
       <w:r>
         <w:rPr>
           <w:lang w:val="en_US" w:bidi="en_US"/>
@@ -4967,198 +3839,132 @@
         </w:rPr>
         <w:t>Ezra humbled himself before God when the people began their journey (</w:t>
       </w:r>
-      <w:hyperlink r:id="rId184">
-        <w:r>
-          <w:rPr>
-            <w:lang w:val="en_US" w:bidi="en_US"/>
-          </w:rPr>
-          <w:rPr>
-            <w:color w:val="0000EE"/>
-            <w:u w:val="single"/>
-          </w:rPr>
-          <w:t>Ezra 8:21–23</w:t>
-        </w:r>
-      </w:hyperlink>
+      <w:r>
+        <w:rPr>
+          <w:lang w:val="en_US" w:bidi="en_US"/>
+        </w:rPr>
+        <w:t>Ezra 8:21–23</w:t>
+      </w:r>
       <w:r>
         <w:rPr>
           <w:lang w:val="en_US" w:bidi="en_US"/>
         </w:rPr>
         <w:t>), when he learned about the people's unholy marriages (</w:t>
       </w:r>
-      <w:hyperlink r:id="rId185">
-        <w:r>
-          <w:rPr>
-            <w:lang w:val="en_US" w:bidi="en_US"/>
-          </w:rPr>
-          <w:rPr>
-            <w:color w:val="0000EE"/>
-            <w:u w:val="single"/>
-          </w:rPr>
-          <w:t>Ezra 9:5–15</w:t>
-        </w:r>
-      </w:hyperlink>
+      <w:r>
+        <w:rPr>
+          <w:lang w:val="en_US" w:bidi="en_US"/>
+        </w:rPr>
+        <w:t>Ezra 9:5–15</w:t>
+      </w:r>
       <w:r>
         <w:rPr>
           <w:lang w:val="en_US" w:bidi="en_US"/>
         </w:rPr>
         <w:t>), and when he gathered those required to divorce their pagan wives (</w:t>
       </w:r>
-      <w:hyperlink r:id="rId186">
-        <w:r>
-          <w:rPr>
-            <w:lang w:val="en_US" w:bidi="en_US"/>
-          </w:rPr>
-          <w:rPr>
-            <w:color w:val="0000EE"/>
-            <w:u w:val="single"/>
-          </w:rPr>
-          <w:t>10:6</w:t>
-        </w:r>
-      </w:hyperlink>
+      <w:r>
+        <w:rPr>
+          <w:lang w:val="en_US" w:bidi="en_US"/>
+        </w:rPr>
+        <w:t>10:6</w:t>
+      </w:r>
       <w:r>
         <w:rPr>
           <w:lang w:val="en_US" w:bidi="en_US"/>
         </w:rPr>
         <w:t>). He always recognized that God's gracious hand—not his own ability or wisdom—made good things happen (</w:t>
       </w:r>
-      <w:hyperlink r:id="rId178">
-        <w:r>
-          <w:rPr>
-            <w:lang w:val="en_US" w:bidi="en_US"/>
-          </w:rPr>
-          <w:rPr>
-            <w:color w:val="0000EE"/>
-            <w:u w:val="single"/>
-          </w:rPr>
-          <w:t>Ezra 7:6</w:t>
-        </w:r>
-      </w:hyperlink>
+      <w:r>
+        <w:rPr>
+          <w:lang w:val="en_US" w:bidi="en_US"/>
+        </w:rPr>
+        <w:t>Ezra 7:6</w:t>
+      </w:r>
       <w:r>
         <w:rPr>
           <w:lang w:val="en_US" w:bidi="en_US"/>
         </w:rPr>
         <w:t xml:space="preserve">, </w:t>
       </w:r>
-      <w:hyperlink r:id="rId187">
-        <w:r>
-          <w:rPr>
-            <w:lang w:val="en_US" w:bidi="en_US"/>
-          </w:rPr>
-          <w:rPr>
-            <w:color w:val="0000EE"/>
-            <w:u w:val="single"/>
-          </w:rPr>
-          <w:t>9</w:t>
-        </w:r>
-      </w:hyperlink>
+      <w:r>
+        <w:rPr>
+          <w:lang w:val="en_US" w:bidi="en_US"/>
+        </w:rPr>
+        <w:t>9</w:t>
+      </w:r>
       <w:r>
         <w:rPr>
           <w:lang w:val="en_US" w:bidi="en_US"/>
         </w:rPr>
         <w:t xml:space="preserve">, </w:t>
       </w:r>
-      <w:hyperlink r:id="rId188">
-        <w:r>
-          <w:rPr>
-            <w:lang w:val="en_US" w:bidi="en_US"/>
-          </w:rPr>
-          <w:rPr>
-            <w:color w:val="0000EE"/>
-            <w:u w:val="single"/>
-          </w:rPr>
-          <w:t>28</w:t>
-        </w:r>
-      </w:hyperlink>
+      <w:r>
+        <w:rPr>
+          <w:lang w:val="en_US" w:bidi="en_US"/>
+        </w:rPr>
+        <w:t>28</w:t>
+      </w:r>
       <w:r>
         <w:rPr>
           <w:lang w:val="en_US" w:bidi="en_US"/>
         </w:rPr>
         <w:t xml:space="preserve">; </w:t>
       </w:r>
-      <w:hyperlink r:id="rId189">
-        <w:r>
-          <w:rPr>
-            <w:lang w:val="en_US" w:bidi="en_US"/>
-          </w:rPr>
-          <w:rPr>
-            <w:color w:val="0000EE"/>
-            <w:u w:val="single"/>
-          </w:rPr>
-          <w:t>8:18</w:t>
-        </w:r>
-      </w:hyperlink>
+      <w:r>
+        <w:rPr>
+          <w:lang w:val="en_US" w:bidi="en_US"/>
+        </w:rPr>
+        <w:t>8:18</w:t>
+      </w:r>
       <w:r>
         <w:rPr>
           <w:lang w:val="en_US" w:bidi="en_US"/>
         </w:rPr>
         <w:t xml:space="preserve">, </w:t>
       </w:r>
-      <w:hyperlink r:id="rId190">
-        <w:r>
-          <w:rPr>
-            <w:lang w:val="en_US" w:bidi="en_US"/>
-          </w:rPr>
-          <w:rPr>
-            <w:color w:val="0000EE"/>
-            <w:u w:val="single"/>
-          </w:rPr>
-          <w:t>22</w:t>
-        </w:r>
-      </w:hyperlink>
+      <w:r>
+        <w:rPr>
+          <w:lang w:val="en_US" w:bidi="en_US"/>
+        </w:rPr>
+        <w:t>22</w:t>
+      </w:r>
       <w:r>
         <w:rPr>
           <w:lang w:val="en_US" w:bidi="en_US"/>
         </w:rPr>
         <w:t xml:space="preserve">, </w:t>
       </w:r>
-      <w:hyperlink r:id="rId191">
-        <w:r>
-          <w:rPr>
-            <w:lang w:val="en_US" w:bidi="en_US"/>
-          </w:rPr>
-          <w:rPr>
-            <w:color w:val="0000EE"/>
-            <w:u w:val="single"/>
-          </w:rPr>
-          <w:t>31</w:t>
-        </w:r>
-      </w:hyperlink>
+      <w:r>
+        <w:rPr>
+          <w:lang w:val="en_US" w:bidi="en_US"/>
+        </w:rPr>
+        <w:t>31</w:t>
+      </w:r>
       <w:r>
         <w:rPr>
           <w:lang w:val="en_US" w:bidi="en_US"/>
         </w:rPr>
         <w:t xml:space="preserve">; </w:t>
       </w:r>
-      <w:hyperlink r:id="rId192">
-        <w:r>
-          <w:rPr>
-            <w:lang w:val="en_US" w:bidi="en_US"/>
-          </w:rPr>
-          <w:rPr>
-            <w:color w:val="0000EE"/>
-            <w:u w:val="single"/>
-          </w:rPr>
-          <w:t>9:8–9</w:t>
-        </w:r>
-      </w:hyperlink>
+      <w:r>
+        <w:rPr>
+          <w:lang w:val="en_US" w:bidi="en_US"/>
+        </w:rPr>
+        <w:t>9:8–9</w:t>
+      </w:r>
       <w:r>
         <w:rPr>
           <w:lang w:val="en_US" w:bidi="en_US"/>
         </w:rPr>
         <w:t>). He studied and lived by God's Word and taught others to follow what God revealed (</w:t>
       </w:r>
-      <w:hyperlink r:id="rId193">
-        <w:r>
-          <w:rPr>
-            <w:lang w:val="en_US" w:bidi="en_US"/>
-          </w:rPr>
-          <w:rPr>
-            <w:color w:val="0000EE"/>
-            <w:u w:val="single"/>
-          </w:rPr>
-          <w:t>Ezra 7:10</w:t>
-        </w:r>
-      </w:hyperlink>
+      <w:r>
+        <w:rPr>
+          <w:lang w:val="en_US" w:bidi="en_US"/>
+        </w:rPr>
+        <w:t>Ezra 7:10</w:t>
+      </w:r>
       <w:r>
         <w:rPr>
           <w:lang w:val="en_US" w:bidi="en_US"/>
@@ -5202,90 +4008,60 @@
           <w:lang w:val="en_US" w:bidi="en_US"/>
         </w:rPr>
       </w:r>
-      <w:hyperlink r:id="rId194">
-        <w:r>
-          <w:rPr>
-            <w:lang w:val="en_US" w:bidi="en_US"/>
-          </w:rPr>
-          <w:rPr>
-            <w:color w:val="0000EE"/>
-            <w:u w:val="single"/>
-          </w:rPr>
-          <w:t>Ezra 7:1–10:44</w:t>
-        </w:r>
-      </w:hyperlink>
+      <w:r>
+        <w:rPr>
+          <w:lang w:val="en_US" w:bidi="en_US"/>
+        </w:rPr>
+        <w:t>Ezra 7:1–10:44</w:t>
+      </w:r>
       <w:r>
         <w:rPr>
           <w:lang w:val="en_US" w:bidi="en_US"/>
         </w:rPr>
         <w:t xml:space="preserve">; </w:t>
       </w:r>
-      <w:hyperlink r:id="rId195">
-        <w:r>
-          <w:rPr>
-            <w:lang w:val="en_US" w:bidi="en_US"/>
-          </w:rPr>
-          <w:rPr>
-            <w:color w:val="0000EE"/>
-            <w:u w:val="single"/>
-          </w:rPr>
-          <w:t>Nehemiah 8:1–18</w:t>
-        </w:r>
-      </w:hyperlink>
+      <w:r>
+        <w:rPr>
+          <w:lang w:val="en_US" w:bidi="en_US"/>
+        </w:rPr>
+        <w:t>Nehemiah 8:1–18</w:t>
+      </w:r>
       <w:r>
         <w:rPr>
           <w:lang w:val="en_US" w:bidi="en_US"/>
         </w:rPr>
         <w:t xml:space="preserve">; </w:t>
       </w:r>
-      <w:hyperlink r:id="rId196">
-        <w:r>
-          <w:rPr>
-            <w:lang w:val="en_US" w:bidi="en_US"/>
-          </w:rPr>
-          <w:rPr>
-            <w:color w:val="0000EE"/>
-            <w:u w:val="single"/>
-          </w:rPr>
-          <w:t>12:1</w:t>
-        </w:r>
-      </w:hyperlink>
+      <w:r>
+        <w:rPr>
+          <w:lang w:val="en_US" w:bidi="en_US"/>
+        </w:rPr>
+        <w:t>12:1</w:t>
+      </w:r>
       <w:r>
         <w:rPr>
           <w:lang w:val="en_US" w:bidi="en_US"/>
         </w:rPr>
         <w:t xml:space="preserve">, </w:t>
       </w:r>
-      <w:hyperlink r:id="rId197">
-        <w:r>
-          <w:rPr>
-            <w:lang w:val="en_US" w:bidi="en_US"/>
-          </w:rPr>
-          <w:rPr>
-            <w:color w:val="0000EE"/>
-            <w:u w:val="single"/>
-          </w:rPr>
-          <w:t>26</w:t>
-        </w:r>
-      </w:hyperlink>
+      <w:r>
+        <w:rPr>
+          <w:lang w:val="en_US" w:bidi="en_US"/>
+        </w:rPr>
+        <w:t>26</w:t>
+      </w:r>
       <w:r>
         <w:rPr>
           <w:lang w:val="en_US" w:bidi="en_US"/>
         </w:rPr>
         <w:t xml:space="preserve">, </w:t>
       </w:r>
-      <w:hyperlink r:id="rId198">
-        <w:r>
-          <w:rPr>
-            <w:lang w:val="en_US" w:bidi="en_US"/>
-          </w:rPr>
-          <w:rPr>
-            <w:color w:val="0000EE"/>
-            <w:u w:val="single"/>
-          </w:rPr>
-          <w:t>36</w:t>
-        </w:r>
-      </w:hyperlink>
+      <w:r>
+        <w:rPr>
+          <w:lang w:val="en_US" w:bidi="en_US"/>
+        </w:rPr>
+        <w:t>36</w:t>
+      </w:r>
       <w:r>
         <w:rPr>
           <w:lang w:val="en_US" w:bidi="en_US"/>
